--- a/Volume 1/Chapter 06 - RESTful APIs/SPA_Vol1_Ch6_Lesson6_1a_What_Is_An_API_EXTENDED.docx
+++ b/Volume 1/Chapter 06 - RESTful APIs/SPA_Vol1_Ch6_Lesson6_1a_What_Is_An_API_EXTENDED.docx
@@ -67,10 +67,7 @@
     </w:p>
     <w:p>
       <w:r>
-        <w:t>Compare a local call with a web API call in Assembly, Rust, and Erlang, as Lesson 6.1 does: call the Chapter 5 EXTENDED contacts module's get_contact (Assembly: find_contact) for contact 2 and contact 99, then start Lesson 6.0a's HTTPS server and call its health endpoint, GET /api/v1/health, from Lesson 6.0a's client and with curl.exe. Each program prints exactly Lesson 6.1's lines. Then see the honest Solidity counterpart: cast call names ContactBook's contacts function with a typed argument, as a local ca</w:t>
-      </w:r>
-      <w:r>
-        <w:t>ll names a function, while the call itself still travels to anvil over HTTP; HealthApi, anvil's JSON-RPC, cast call, and curl.exe are the web side, as in Lesson 6.0a.</w:t>
+        <w:t>Compare a local call with a web API call in Assembly, Rust, and Erlang, as Lesson 6.1 does: call the Chapter 5 EXTENDED contacts module's get_contact (Assembly: find_contact) for contact 2 and contact 99, then start Lesson 6.0a's HTTPS server and call its health endpoint, GET /api/v1/health, from Lesson 6.0a's client and with curl.exe. Each program prints exactly Lesson 6.1's lines. Then see the honest Solidity counterpart: cast call names ContactBook's contacts function with a typed argument, as a local call names a function, while the call itself still travels to anvil over HTTP; HealthApi, anvil's JSON-RPC, cast call, and curl.exe are the web side, as in Lesson 6.0a.</w:t>
       </w:r>
     </w:p>
     <w:p>
@@ -98,10 +95,7 @@
     </w:p>
     <w:p>
       <w:r>
-        <w:t>Lesson 6.1 explains what an API is and why a local call and a web call answer the same questions in different ways; read it first, because this companion does not repeat it. Here the same comparison meets three languages that make an interface's promise very visible. In Assembly, nothing checks a call: the interface is only which value goes in which register and what eax means afterwards. Rust's compiler checks every type, and its answers, Ok, Err, Some, and None, spell out found, not found, and failed. Erl</w:t>
-      </w:r>
-      <w:r>
-        <w:t>ang checks a call only when it runs, and its answers are atoms and tuples you match. Solidity shows where the line between local and remote really falls: every call from your terminal to a contract is a request to a node, and inside the chain a call from one contract to another is a message call inside the EVM, with no network request; only a call within the same contract is a plain internal jump.</w:t>
+        <w:t>Lesson 6.1 explains what an API is and why a local call and a web call answer the same questions in different ways; read it first, because this companion does not repeat it. Here the same comparison meets three languages that make an interface's promise very visible. In Assembly, nothing checks a call: the interface is only which value goes in which register and what eax means afterwards. Rust's compiler checks every type, and its answers, Ok, Err, Some, and None, spell out found, not found, and failed. Erlang checks a call only when it runs, and its answers are atoms and tuples you match. Solidity shows where the line between local and remote really falls: every call from your terminal to a contract is a request to a node, and inside the chain a call from one contract to another is a message call inside the EVM, with no network request; only a call within the same contract is a plain internal jump.</w:t>
       </w:r>
     </w:p>
     <w:p>
@@ -1191,13 +1185,7 @@
         <w:keepNext/>
       </w:pPr>
       <w:r>
-        <w:t xml:space="preserve">Still in lesson-6.1-extended, copy your finished Chapter 5 Contact Manager EXTENDED's contacts modules, from the contact-manager-extended folder beside it, with the Workbook changes undone. The local calls use them as they are, so they are not printed again: Assembly's contacts.inc and contacts.asm, Rust's contacts.rs, once into each local call's folder, Erlang's contacts.hrl and contacts.erl, and Solidity's ContactBook.sol. The vendor folder holds mysql-otp, the Erlang connector the project downloaded and </w:t>
-      </w:r>
-      <w:r>
-        <w:t>unpacked; it is copied too, so nothing is downloaded again. One thing changes: the database. The project keeps its contacts in spa_contact_app; the lessons read spa_contacts, which the Data Reset fills with known rows. Remember, -replace swaps text, and the parentheses read the whole file before Set-Content writes it back (Lesson 3.15). The only lines that change are the database name in DATABASE and CREATE_DATABASE (Assembly database and create_database_sql) and the comments that name it. ContactBook keeps</w:t>
-      </w:r>
-      <w:r>
-        <w:t xml:space="preserve"> no database name: the chain is its storage.</w:t>
+        <w:t>Still in lesson-6.1-extended, copy your finished Chapter 5 Contact Manager EXTENDED's contacts modules, from the contact-manager-extended folder beside it, with the Workbook changes undone. The local calls use them as they are, so they are not printed again: Assembly's contacts.inc and contacts.asm, Rust's contacts.rs, once into each local call's folder, Erlang's contacts.hrl and contacts.erl, and Solidity's ContactBook.sol. The vendor folder holds mysql-otp, the Erlang connector the project downloaded and unpacked; it is copied too, so nothing is downloaded again. One thing changes: the database. The project keeps its contacts in spa_contact_app; the lessons read spa_contacts, which the Data Reset fills with known rows. Remember, -replace swaps text, and the parentheses read the whole file before Set-Content writes it back (Lesson 3.15). The only lines that change are the database name in DATABASE and CREATE_DATABASE (Assembly database and create_database_sql) and the comments that name it. ContactBook keeps no database name: the chain is its storage.</w:t>
       </w:r>
     </w:p>
     <w:p>
@@ -1702,10 +1690,7 @@
     </w:p>
     <w:p>
       <w:r>
-        <w:t xml:space="preserve">Remember, each library is installed inside the lesson folder at the version its project file or command pins. The first line copies Lesson 6.0a's Cargo.lock, which pins every crate the server crates and ureq use; it is not printed again. cargo fetch then downloads them at the versions Lesson 6.0a's Cargo.lock records, and adds to the lock only what is new: the mysql crate the contacts module uses, at the version Cargo.toml pins, and the crates it uses. This time it runs without --locked, which would refuse </w:t>
-      </w:r>
-      <w:r>
-        <w:t>to change the lock; never edit the lock by hand (Lesson 2.17a); forge installs forge-std, as in every Solidity lesson. The Assembly local calls need libmysql.dll and the two OpenSSL DLLs it uses next to them, copied from MySQL Server, as in Lesson 4.0a. The Assembly server and client use the MSYS2 packages Lesson 6.0 installed, and Erlang's connector is already in vendor.</w:t>
+        <w:t>Remember, each library is installed inside the lesson folder at the version its project file or command pins. The first line copies Lesson 6.0a's Cargo.lock, which pins every crate the server crates and ureq use; it is not printed again. cargo fetch then downloads them at the versions Lesson 6.0a's Cargo.lock records, and adds to the lock only what is new: the mysql crate the contacts module uses, at the version Cargo.toml pins, and the crates it uses. This time it runs without --locked, which would refuse to change the lock; never edit the lock by hand (Lesson 2.17a); forge installs forge-std, as in every Solidity lesson. The Assembly local calls need libmysql.dll and the two OpenSSL DLLs it uses next to them, copied from MySQL Server, as in Lesson 4.0a. The Assembly server and client use the MSYS2 packages Lesson 6.0 installed, and Erlang's connector is already in vendor.</w:t>
       </w:r>
     </w:p>
     <w:p>
@@ -3088,10 +3073,7 @@
     </w:p>
     <w:p>
       <w:r>
-        <w:t>Start with the most direct versions. contacts.asm is your Chapter 5 project's, which step 1 copied unchanged except the database name: read it as a library. The local call uses only connect_database, find_contact, print_contact, and print_error, and, in the Production-Minded version, the error model. The local call: main makes a handle with mysql_init, connects with connect_database, and calls call_find_contact for id 2 and then id 99. call_find_contact calls find_contact and prints the contact with print_c</w:t>
-      </w:r>
-      <w:r>
-        <w:t>ontact, or the not-found line; a failed query prints the server's message from the failure record and ends with exit code 1. The server and the client are Lesson 6.0a's Basic versions, byte for byte, comments included; the server's answer_request is the function every GET /api/v1/health request reaches. In the local call, the new steps are commented in full and the ones from earlier lessons have short reminders.</w:t>
+        <w:t>Start with the most direct versions. contacts.asm is your Chapter 5 project's, which step 1 copied unchanged except the database name: read it as a library. The local call uses only connect_database, find_contact, print_contact, and print_error, and, in the Production-Minded version, the error model. The local call: main makes a handle with mysql_init, connects with connect_database, and calls call_find_contact for id 2 and then id 99. call_find_contact calls find_contact and prints the contact with print_contact, or the not-found line; a failed query prints the server's message from the failure record and ends with exit code 1. The server and the client are Lesson 6.0a's Basic versions, byte for byte, comments included; the server's answer_request is the function every GET /api/v1/health request reaches. In the local call, the new steps are commented in full and the ones from earlier lessons have short reminders.</w:t>
       </w:r>
     </w:p>
     <w:p>
@@ -8007,10 +7989,7 @@
     </w:p>
     <w:p>
       <w:r>
-        <w:t>The Production-Minded versions print the same lines. local_call.asm adds the SPA_DB_PASSWORD check, the out-of-memory check, report_status, and the Chapter 5 error model: a failed connection or query goes through handle_database_error, which logs it in contacts.log, and status_message gives the words, as in Lesson 5.9a. The not-found line comes from status_message too. The server and the client are Lesson 6.0a's Production-Minded versions, unchanged. route_request, the route table, is where a request become</w:t>
-      </w:r>
-      <w:r>
-        <w:t>s a function call: it compares the method and the path and calls the matching handler, handle_health.</w:t>
+        <w:t>The Production-Minded versions print the same lines. local_call.asm adds the SPA_DB_PASSWORD check, the out-of-memory check, report_status, and the Chapter 5 error model: a failed connection or query goes through handle_database_error, which logs it in contacts.log, and status_message gives the words, as in Lesson 5.9a. The not-found line comes from status_message too. The server and the client are Lesson 6.0a's Production-Minded versions, unchanged. route_request, the route table, is where a request becomes a function call: it compares the method and the path and calls the matching handler, handle_health.</w:t>
       </w:r>
     </w:p>
     <w:p>
@@ -14544,10 +14523,7 @@
     </w:p>
     <w:p>
       <w:r>
-        <w:t>Start with the most direct versions. contacts.rs is your Chapter 5 project's, copied unchanged except the database name; read it as a library. The local call uses only connect_database, get_contact, and print_contact, and, in the Production-Minded version, the error model. One line is new: #[allow(dead_code)] before mod contacts. The local call uses a few of the module's functions, and Rust warns about every function and constant a program never uses, about 80 warnings here; the attribute turns those warnin</w:t>
-      </w:r>
-      <w:r>
-        <w:t>gs off for this module only, and its comment says so. The local call: main reads the password, connects with connect_database, and calls call_get_contact for id 2 and then id 99, which matches get_contact's three answers. The server and the client are Lesson 6.0a's Basic versions, byte for byte.</w:t>
+        <w:t>Start with the most direct versions. contacts.rs is your Chapter 5 project's, copied unchanged except the database name; read it as a library. The local call uses only connect_database, get_contact, and print_contact, and, in the Production-Minded version, the error model. One line is new: #[allow(dead_code)] before mod contacts. The local call uses a few of the module's functions, and Rust warns about every function and constant a program never uses, about 80 warnings here; the attribute turns those warnings off for this module only, and its comment says so. The local call: main reads the password, connects with connect_database, and calls call_get_contact for id 2 and then id 99, which matches get_contact's three answers. The server and the client are Lesson 6.0a's Basic versions, byte for byte.</w:t>
       </w:r>
     </w:p>
     <w:p>
@@ -19174,10 +19150,7 @@
     </w:p>
     <w:p>
       <w:r>
-        <w:t>Start with the most direct versions. contacts.erl is your Chapter 5 project's, copied unchanged except the database name; read it as a library. The local call uses only connect_database, get_contact, and print_contact, and, in the Production-Minded version, the error model. The local call: main reads the password, and run connects and makes the two calls as named steps, GraceAnswer and then MissingAnswer, because each step's result must be known before the next one runs. call_get_contact matches get_contact</w:t>
-      </w:r>
-      <w:r>
-        <w:t>'s three answers; a failed query prints only the server's message, because a connector's other reasons can hold the password. The server and the client are Lesson 6.0a's Basic versions, byte for byte.</w:t>
+        <w:t>Start with the most direct versions. contacts.erl is your Chapter 5 project's, copied unchanged except the database name; read it as a library. The local call uses only connect_database, get_contact, and print_contact, and, in the Production-Minded version, the error model. The local call: main reads the password, and run connects and makes the two calls as named steps, GraceAnswer and then MissingAnswer, because each step's result must be known before the next one runs. call_get_contact matches get_contact's three answers; a failed query prints only the server's message, because a connector's other reasons can hold the password. The server and the client are Lesson 6.0a's Basic versions, byte for byte.</w:t>
       </w:r>
     </w:p>
     <w:p>
@@ -23375,10 +23348,7 @@
     </w:p>
     <w:p>
       <w:r>
-        <w:t>Solidity's section builds the honest counterpart that Concept describes. anvil runs in Terminal 1, as every server in this chapter does. The Chain Reset puts Chapter 5's ContactBook on the chain with the three known contacts; cast call then calls its contacts function for 2 and 99; then Lesson 6.0a's health contract is deployed and called, and curl.exe sends anvil JSON-RPC by hand. Remember, forge script --broadcast sends a script's marked calls as transactions, and --unlocked --sender sends them from anvil</w:t>
-      </w:r>
-      <w:r>
-        <w:t>'s first test account (Chapter 4 Project 1a). Every Solidity block runs in the lesson-6.1-extended folder.</w:t>
+        <w:t>Solidity's section builds the honest counterpart that Concept describes. anvil runs in Terminal 1, as every server in this chapter does. The Chain Reset puts Chapter 5's ContactBook on the chain with the three known contacts; cast call then calls its contacts function for 2 and 99; then Lesson 6.0a's health contract is deployed and called, and curl.exe sends anvil JSON-RPC by hand. Remember, forge script --broadcast sends a script's marked calls as transactions, and --unlocked --sender sends them from anvil's first test account (Chapter 4 Project 1a). Every Solidity block runs in the lesson-6.1-extended folder.</w:t>
       </w:r>
     </w:p>
     <w:p>
@@ -25647,10 +25617,7 @@
     </w:p>
     <w:p>
       <w:r>
-        <w:t>Cargo.toml names the Rust project, what_is_an_api, uses Rust's 2024 edition, pins Lesson 6.0a's crates with the same features, and, new here, the mysql crate at exactly 28.0.3, the version Chapter 5 used; its programs are the four files in src/bin and the two folders, basic_local and local_call. Cargo.lock is not printed again: it is Lesson 6.0a's, copied in step 2, with the mysql crate and the crates it uses added by step 2's cargo fetch. Remember, it records the exact version and checksum of every crate (</w:t>
-      </w:r>
-      <w:r>
-        <w:t>Lesson 2.17a); save it with the project, and never edit it by hand. foundry.toml is Lesson 6.0a's: the scripts read and write no files, so it allows none.</w:t>
+        <w:t>Cargo.toml names the Rust project, what_is_an_api, uses Rust's 2024 edition, pins Lesson 6.0a's crates with the same features, and, new here, the mysql crate at exactly 28.0.3, the version Chapter 5 used; its programs are the four files in src/bin and the two folders, basic_local and local_call. Cargo.lock is not printed again: it is Lesson 6.0a's, copied in step 2, with the mysql crate and the crates it uses added by step 2's cargo fetch. Remember, it records the exact version and checksum of every crate (Lesson 2.17a); save it with the project, and never edit it by hand. foundry.toml is Lesson 6.0a's: the scripts read and write no files, so it allows none.</w:t>
       </w:r>
     </w:p>
     <w:p>
@@ -26548,10 +26515,7 @@
     </w:p>
     <w:p>
       <w:r>
-        <w:t xml:space="preserve">The Chapter 6 main project, the Contact Manager REST API, and its EXTENDED companion put the two halves of this lesson together: their handlers call the Chapter 5 contacts module's functions, as the local call does, and answer requests with status codes and JSON, as the health handler does. From Lesson 6.5a, GET /api/v1/contacts/2 reaches a handler that calls get_contact (Assembly: find_contact) for id 2, and contact 99 gets a real 404 that says no contact has that id. In Solidity, the contract's functions </w:t>
-      </w:r>
-      <w:r>
-        <w:t>are the endpoints: later lessons give the health contract and ContactBook the functions each route needs, called through anvil's JSON-RPC as here.</w:t>
+        <w:t>The Chapter 6 main project, the Contact Manager REST API, and its EXTENDED companion put the two halves of this lesson together: their handlers call the Chapter 5 contacts module's functions, as the local call does, and answer requests with status codes and JSON, as the health handler does. From Lesson 6.5a, GET /api/v1/contacts/2 reaches a handler that calls get_contact (Assembly: find_contact) for id 2, and contact 99 gets a real 404 that says no contact has that id. In Solidity, the contract's functions are the endpoints: later lessons give the health contract and ContactBook the functions each route needs, called through anvil's JSON-RPC as here.</w:t>
       </w:r>
     </w:p>
     <w:p>
@@ -26626,10 +26590,7 @@
     </w:p>
     <w:p>
       <w:r>
-        <w:t>Before you run it, predict the two lines, the exit code, and Terminal 1's new line. Rebuild the client, start the Production-Minded server in Terminal 1, and run the client in Terminal 2 (Solidity: start anvil, run the Chain Reset and the Contract Deploy, then the changed Client Run). The output must match the Required Exercise Output below with exit code 0, and Terminal 1 must show GET /api/v1/contacts/99 -&gt; 404. The client got an answer, so it did not fail: like get_contact for id 99, the API said not fou</w:t>
-      </w:r>
-      <w:r>
-        <w:t>nd, in its own way, a status code and an error body. Here 404 means the path does not exist; from Lesson 6.5a it will mean no such contact.</w:t>
+        <w:t>Before you run it, predict the two lines, the exit code, and Terminal 1's new line. Rebuild the client, start the Production-Minded server in Terminal 1, and run the client in Terminal 2 (Solidity: start anvil, run the Chain Reset and the Contract Deploy, then the changed Client Run). The output must match the Required Exercise Output below with exit code 0, and Terminal 1 must show GET /api/v1/contacts/99 -&gt; 404. The client got an answer, so it did not fail: like get_contact for id 99, the API said not found, in its own way, a status code and an error body. Here 404 means the path does not exist; from Lesson 6.5a it will mean no such contact.</w:t>
       </w:r>
     </w:p>
     <w:p>
@@ -26993,10 +26954,7 @@
     </w:p>
     <w:p>
       <w:r>
-        <w:t>In Assembly, Rust, and Erlang, a local call to the Chapter 5 module's get_contact (Assembly: find_contact) passes an id and gets back a contact or not found inside one program, and Lesson 6.0a's server and client show the web side: a method and a URL in, a status and a body out. Each language's interface is a promise only partly checked: Assembly's registers by nothing, Rust's types by the build, and Erlang's shapes only when they arrive. Solidity's calls from the terminal are always requests to anvil; cast</w:t>
-      </w:r>
-      <w:r>
-        <w:t xml:space="preserve"> call gives one a function's interface, and inside the chain a contract's call to another is a message call inside the EVM, with no network request; only a call within the same contract is a plain internal jump. Lesson 6.2a looks closer at the requests themselves: resources, representations, and methods.</w:t>
+        <w:t>In Assembly, Rust, and Erlang, a local call to the Chapter 5 module's get_contact (Assembly: find_contact) passes an id and gets back a contact or not found inside one program, and Lesson 6.0a's server and client show the web side: a method and a URL in, a status and a body out. Each language's interface is a promise only partly checked: Assembly's registers by nothing, Rust's types by the build, and Erlang's shapes only when they arrive. Solidity's calls from the terminal are always requests to anvil; cast call gives one a function's interface, and inside the chain a contract's call to another is a message call inside the EVM, with no network request; only a call within the same contract is a plain internal jump. Lesson 6.2a looks closer at the requests themselves: resources, representations, and methods.</w:t>
       </w:r>
     </w:p>
     <w:sectPr>

--- a/Volume 1/Chapter 06 - RESTful APIs/SPA_Vol1_Ch6_Lesson6_1a_What_Is_An_API_EXTENDED.docx
+++ b/Volume 1/Chapter 06 - RESTful APIs/SPA_Vol1_Ch6_Lesson6_1a_What_Is_An_API_EXTENDED.docx
@@ -67,7 +67,10 @@
     </w:p>
     <w:p>
       <w:r>
-        <w:t>Compare a local call with a web API call in Assembly, Rust, and Erlang, as Lesson 6.1 does: call the Chapter 5 EXTENDED contacts module's get_contact (Assembly: find_contact) for contact 2 and contact 99, then start Lesson 6.0a's HTTPS server and call its health endpoint, GET /api/v1/health, from Lesson 6.0a's client and with curl.exe. Each program prints exactly Lesson 6.1's lines. Then see the honest Solidity counterpart: cast call names ContactBook's contacts function with a typed argument, as a local call names a function, while the call itself still travels to anvil over HTTP; HealthApi, anvil's JSON-RPC, cast call, and curl.exe are the web side, as in Lesson 6.0a.</w:t>
+        <w:t>Compare a local call with a web API call in Assembly, Rust, and Erlang, as Lesson 6.1 does: call the Chapter 5 EXTENDED contacts module's get_contact (Assembly: find_contact) for contact 2 and contact 99, then start Lesson 6.0a's HTTPS server and call its health endpoint, GET /api/v1/health, from Lesson 6.0a's client and with curl.exe. Each program prints exactly Lesson 6.1's lines. Then see the honest Solidity counterpart: cast call names ContactBook's contacts function with a typed argument, as a local ca</w:t>
+      </w:r>
+      <w:r>
+        <w:t>ll names a function, while the call itself still travels to anvil over HTTP; HealthApi, anvil's JSON-RPC, cast call, and curl.exe are the web side, as in Lesson 6.0a.</w:t>
       </w:r>
     </w:p>
     <w:p>
@@ -95,7 +98,10 @@
     </w:p>
     <w:p>
       <w:r>
-        <w:t>Lesson 6.1 explains what an API is and why a local call and a web call answer the same questions in different ways; read it first, because this companion does not repeat it. Here the same comparison meets three languages that make an interface's promise very visible. In Assembly, nothing checks a call: the interface is only which value goes in which register and what eax means afterwards. Rust's compiler checks every type, and its answers, Ok, Err, Some, and None, spell out found, not found, and failed. Erlang checks a call only when it runs, and its answers are atoms and tuples you match. Solidity shows where the line between local and remote really falls: every call from your terminal to a contract is a request to a node, and inside the chain a call from one contract to another is a message call inside the EVM, with no network request; only a call within the same contract is a plain internal jump.</w:t>
+        <w:t>Lesson 6.1 explains what an API is and why a local call and a web call answer the same questions in different ways; read it first, because this companion does not repeat it. Here the same comparison meets three languages that make an interface's promise very visible. In Assembly, nothing checks a call: the interface is only which value goes in which register and what eax means afterwards. Rust's compiler checks every type, and its answers, Ok, Err, Some, and None, spell out found, not found, and failed. Erl</w:t>
+      </w:r>
+      <w:r>
+        <w:t>ang checks a call only when it runs, and its answers are atoms and tuples you match. Solidity shows where the line between local and remote really falls: every call from your terminal to a contract is a request to a node, and inside the chain a call from one contract to another is a message call inside the EVM, with no network request; only a call within the same contract is a plain internal jump.</w:t>
       </w:r>
     </w:p>
     <w:p>
@@ -668,7 +674,23 @@
         <w:keepNext/>
       </w:pPr>
       <w:r>
-        <w:t xml:space="preserve">  sql/reset_contacts.sql</w:t>
+        <w:t xml:space="preserve">  sql/reset_contacts_assembly.sql</w:t>
+      </w:r>
+    </w:p>
+    <w:p>
+      <w:pPr>
+        <w:pStyle w:val="CommandBlock"/>
+      </w:pPr>
+      <w:r>
+        <w:t xml:space="preserve">  sql/reset_contacts_rust.sql</w:t>
+      </w:r>
+    </w:p>
+    <w:p>
+      <w:pPr>
+        <w:pStyle w:val="CommandBlock"/>
+      </w:pPr>
+      <w:r>
+        <w:t xml:space="preserve">  sql/reset_contacts_erlang.sql</w:t>
       </w:r>
     </w:p>
     <w:p>
@@ -1185,7 +1207,13 @@
         <w:keepNext/>
       </w:pPr>
       <w:r>
-        <w:t>Still in lesson-6.1-extended, copy your finished Chapter 5 Contact Manager EXTENDED's contacts modules, from the contact-manager-extended folder beside it, with the Workbook changes undone. The local calls use them as they are, so they are not printed again: Assembly's contacts.inc and contacts.asm, Rust's contacts.rs, once into each local call's folder, Erlang's contacts.hrl and contacts.erl, and Solidity's ContactBook.sol. The vendor folder holds mysql-otp, the Erlang connector the project downloaded and unpacked; it is copied too, so nothing is downloaded again. One thing changes: the database. The project keeps its contacts in spa_contact_app; the lessons read spa_contacts, which the Data Reset fills with known rows. Remember, -replace swaps text, and the parentheses read the whole file before Set-Content writes it back (Lesson 3.15). The only lines that change are the database name in DATABASE and CREATE_DATABASE (Assembly database and create_database_sql) and the comments that name it. ContactBook keeps no database name: the chain is its storage.</w:t>
+        <w:t xml:space="preserve">Still in lesson-6.1-extended, copy your finished Chapter 5 Contact Manager EXTENDED's contacts modules, from the contact-manager-extended folder beside it, with the Workbook changes undone. The local calls use them as they are, so they are not printed again: Assembly's contacts.inc and contacts.asm, Rust's contacts.rs, once into each local call's folder, Erlang's contacts.hrl and contacts.erl, and Solidity's ContactBook.sol. The vendor folder holds mysql-otp, the Erlang connector the project downloaded and </w:t>
+      </w:r>
+      <w:r>
+        <w:t>unpacked; it is copied too, so nothing is downloaded again. One thing changes: the database. The project keeps its contacts in spa_contact_app; the lessons read spa_contacts, which the Data Reset fills with known rows. Remember, -replace swaps text, and the parentheses read the whole file before Set-Content writes it back (Lesson 3.15). The only lines that change are the database name in DATABASE and CREATE_DATABASE (Assembly database and create_database_sql) and the comments that name it. ContactBook keeps</w:t>
+      </w:r>
+      <w:r>
+        <w:t xml:space="preserve"> no database name: the chain is its storage.</w:t>
       </w:r>
     </w:p>
     <w:p>
@@ -1530,7 +1558,7 @@
     </w:p>
     <w:p>
       <w:r>
-        <w:t>Save each source and supporting file from this lesson into the matching path in the project layout. As in Chapter 1, notepad .\erlang\basic_local.erl creates and opens one: choose Yes, type the file, save it with Ctrl+S, and close Notepad (nano ./erlang/basic_local.erl on Linux, then Ctrl+O, Enter, and Ctrl+X). The Linux commands leave out the assembly folder, because Linux Assembly is deferred.</w:t>
+        <w:t>You save each source file in its language's section below, as each is shown, and step 2 makes the Rust and Solidity projects. As in Chapter 1, notepad .\erlang\basic_local.erl creates and opens one: choose Yes, type the file, save it with Ctrl+S, and close Notepad (nano ./erlang/basic_local.erl on Linux, then Ctrl+O, Enter, and Ctrl+X). The Linux commands leave out the assembly folder, because Linux Assembly is deferred.</w:t>
       </w:r>
     </w:p>
     <w:p>
@@ -1690,7 +1718,13 @@
     </w:p>
     <w:p>
       <w:r>
-        <w:t>Remember, each library is installed inside the lesson folder at the version its project file or command pins. The first line copies Lesson 6.0a's Cargo.lock, which pins every crate the server crates and ureq use; it is not printed again. cargo fetch then downloads them at the versions Lesson 6.0a's Cargo.lock records, and adds to the lock only what is new: the mysql crate the contacts module uses, at the version Cargo.toml pins, and the crates it uses. This time it runs without --locked, which would refuse to change the lock; never edit the lock by hand (Lesson 2.17a); forge installs forge-std, as in every Solidity lesson. The Assembly local calls need libmysql.dll and the two OpenSSL DLLs it uses next to them, copied from MySQL Server, as in Lesson 4.0a. The Assembly server and client use the MSYS2 packages Lesson 6.0 installed, and Erlang's connector is already in vendor.</w:t>
+        <w:t xml:space="preserve">Remember, each library is installed inside the lesson folder at the version its project file or command pins. Remember, cargo init .\rust writes Cargo.toml and a starter src\main.rs, and cargo add pins each crate under [dependencies] at an exact version; --no-default-features keeps only the features you list (Lesson 6.0a). This lesson adds the mysql crate the contacts module uses, at exactly 28.0.3, the version Chapter 5 used. cargo add also writes a Cargo.lock; the Copy-Item line after the cargo add lines </w:t>
+      </w:r>
+      <w:r>
+        <w:t>replaces it with Lesson 6.0a's, which pins every crate the server crates and ureq use; it is not printed again. cargo fetch keeps the versions that lock records, adds to it only what is new, the mysql crate and the crates it uses, and downloads them all; it runs without --locked, as the lock changes. Never edit the lock by hand (Lesson 2.17a). The starter main.rs is removed after the fetch, which needs a program to read. Remember, forge init makes the Solidity project, with --empty, --no-git, --offline, and</w:t>
+      </w:r>
+      <w:r>
+        <w:t xml:space="preserve"> --force as in Lesson 6.0a, and forge installs forge-std, as in every Solidity lesson. The Assembly local calls need libmysql.dll and the two OpenSSL DLLs it uses next to them, copied from MySQL Server, as in Lesson 4.0a. The Assembly server and client use the MSYS2 packages Lesson 6.0 installed, and Erlang's connector is already in vendor.</w:t>
       </w:r>
     </w:p>
     <w:p>
@@ -1712,6 +1746,105 @@
         <w:keepNext/>
       </w:pPr>
       <w:r>
+        <w:t>cargo init .\rust --name what_is_an_api --vcs none</w:t>
+      </w:r>
+    </w:p>
+    <w:p>
+      <w:pPr>
+        <w:pStyle w:val="CommandBlock"/>
+        <w:keepNext/>
+      </w:pPr>
+      <w:r>
+        <w:t>cargo add --manifest-path .\rust\Cargo.toml axum@=0.8.9 `</w:t>
+      </w:r>
+    </w:p>
+    <w:p>
+      <w:pPr>
+        <w:pStyle w:val="CommandBlock"/>
+        <w:keepNext/>
+      </w:pPr>
+      <w:r>
+        <w:t xml:space="preserve">    --no-default-features --features http1,tokio</w:t>
+      </w:r>
+    </w:p>
+    <w:p>
+      <w:pPr>
+        <w:pStyle w:val="CommandBlock"/>
+        <w:keepNext/>
+      </w:pPr>
+      <w:r>
+        <w:t>cargo add --manifest-path .\rust\Cargo.toml axum-server@=0.8.0 `</w:t>
+      </w:r>
+    </w:p>
+    <w:p>
+      <w:pPr>
+        <w:pStyle w:val="CommandBlock"/>
+        <w:keepNext/>
+      </w:pPr>
+      <w:r>
+        <w:t xml:space="preserve">    --features tls-rustls-no-provider</w:t>
+      </w:r>
+    </w:p>
+    <w:p>
+      <w:pPr>
+        <w:pStyle w:val="CommandBlock"/>
+        <w:keepNext/>
+      </w:pPr>
+      <w:r>
+        <w:t>cargo add --manifest-path .\rust\Cargo.toml mysql@=28.0.3</w:t>
+      </w:r>
+    </w:p>
+    <w:p>
+      <w:pPr>
+        <w:pStyle w:val="CommandBlock"/>
+        <w:keepNext/>
+      </w:pPr>
+      <w:r>
+        <w:t>cargo add --manifest-path .\rust\Cargo.toml rustls@=0.23.45 `</w:t>
+      </w:r>
+    </w:p>
+    <w:p>
+      <w:pPr>
+        <w:pStyle w:val="CommandBlock"/>
+        <w:keepNext/>
+      </w:pPr>
+      <w:r>
+        <w:t xml:space="preserve">    --no-default-features --features ring,std,tls12</w:t>
+      </w:r>
+    </w:p>
+    <w:p>
+      <w:pPr>
+        <w:pStyle w:val="CommandBlock"/>
+        <w:keepNext/>
+      </w:pPr>
+      <w:r>
+        <w:t>cargo add --manifest-path .\rust\Cargo.toml tokio@=1.53.1 `</w:t>
+      </w:r>
+    </w:p>
+    <w:p>
+      <w:pPr>
+        <w:pStyle w:val="CommandBlock"/>
+        <w:keepNext/>
+      </w:pPr>
+      <w:r>
+        <w:t xml:space="preserve">    --features macros,rt-multi-thread</w:t>
+      </w:r>
+    </w:p>
+    <w:p>
+      <w:pPr>
+        <w:pStyle w:val="CommandBlock"/>
+        <w:keepNext/>
+      </w:pPr>
+      <w:r>
+        <w:t>cargo add --manifest-path .\rust\Cargo.toml ureq@=3.4.2</w:t>
+      </w:r>
+    </w:p>
+    <w:p>
+      <w:pPr>
+        <w:pStyle w:val="CommandBlock"/>
+        <w:keepNext/>
+      </w:pPr>
+      <w:r>
         <w:t>Copy-Item ..\lesson-6.0-extended\rust\Cargo.lock .\rust</w:t>
       </w:r>
     </w:p>
@@ -1730,6 +1863,117 @@
         <w:keepNext/>
       </w:pPr>
       <w:r>
+        <w:t>Remove-Item .\rust\src\main.rs</w:t>
+      </w:r>
+    </w:p>
+    <w:p>
+      <w:pPr>
+        <w:pStyle w:val="CommandBlock"/>
+      </w:pPr>
+      <w:r>
+        <w:t>forge init .\solidity --empty --no-git --offline --force</w:t>
+      </w:r>
+    </w:p>
+    <w:p>
+      <w:pPr>
+        <w:keepNext/>
+      </w:pPr>
+    </w:p>
+    <w:p>
+      <w:r>
+        <w:t>Then type the Solidity project's settings over the foundry.toml that forge init wrote; it is Lesson 6.0a's: the scripts read and write no files, so it allows none. notepad .\solidity\foundry.toml opens the file: replace its text with the file below, save it with Ctrl+S, and close Notepad.</w:t>
+      </w:r>
+    </w:p>
+    <w:p>
+      <w:pPr>
+        <w:keepNext/>
+      </w:pPr>
+    </w:p>
+    <w:p>
+      <w:pPr>
+        <w:pStyle w:val="Heading3"/>
+      </w:pPr>
+      <w:r>
+        <w:t>solidity/foundry.toml</w:t>
+      </w:r>
+    </w:p>
+    <w:p>
+      <w:pPr>
+        <w:pStyle w:val="SourceCode"/>
+        <w:keepNext/>
+      </w:pPr>
+      <w:r>
+        <w:t>[profile.default]</w:t>
+      </w:r>
+    </w:p>
+    <w:p>
+      <w:pPr>
+        <w:pStyle w:val="SourceCode"/>
+        <w:keepNext/>
+      </w:pPr>
+      <w:r>
+        <w:t># The files in script/ are the only Solidity sources in this project.</w:t>
+      </w:r>
+    </w:p>
+    <w:p>
+      <w:pPr>
+        <w:pStyle w:val="SourceCode"/>
+        <w:keepNext/>
+      </w:pPr>
+      <w:r>
+        <w:t>src = "script"</w:t>
+      </w:r>
+    </w:p>
+    <w:p>
+      <w:pPr>
+        <w:pStyle w:val="SourceCode"/>
+        <w:keepNext/>
+      </w:pPr>
+      <w:r>
+        <w:t># forge install puts forge-std in lib/.</w:t>
+      </w:r>
+    </w:p>
+    <w:p>
+      <w:pPr>
+        <w:pStyle w:val="SourceCode"/>
+        <w:keepNext/>
+      </w:pPr>
+      <w:r>
+        <w:t>libs = ["lib"]</w:t>
+      </w:r>
+    </w:p>
+    <w:p>
+      <w:pPr>
+        <w:pStyle w:val="SourceCode"/>
+      </w:pPr>
+      <w:r>
+        <w:t># The scripts read and write no files, so no fs_permissions are needed.</w:t>
+      </w:r>
+    </w:p>
+    <w:p>
+      <w:pPr>
+        <w:keepNext/>
+      </w:pPr>
+    </w:p>
+    <w:p>
+      <w:pPr>
+        <w:keepNext/>
+      </w:pPr>
+      <w:r>
+        <w:t>Then install forge-std, and copy the DLLs the Assembly local calls need.</w:t>
+      </w:r>
+    </w:p>
+    <w:p>
+      <w:pPr>
+        <w:keepNext/>
+      </w:pPr>
+    </w:p>
+    <w:p>
+      <w:pPr>
+        <w:pStyle w:val="CommandBlock"/>
+        <w:keepNext/>
+      </w:pPr>
+      <w:r>
         <w:t>Push-Location .\solidity</w:t>
       </w:r>
     </w:p>
@@ -1792,10 +2036,122 @@
     </w:p>
     <w:p>
       <w:pPr>
+        <w:keepNext/>
+      </w:pPr>
+      <w:r>
+        <w:t>Create the Rust and Solidity projects with the same commands as on Windows: cp copies Lesson 6.0a's Cargo.lock after the cargo add lines, so it replaces the one cargo add wrote, and rm deletes the starter main.rs after cargo fetch. Type solidity/foundry.toml exactly as shown in the Windows setup, over the file forge init wrote, before the last line installs forge-std.</w:t>
+      </w:r>
+    </w:p>
+    <w:p>
+      <w:pPr>
+        <w:keepNext/>
+      </w:pPr>
+    </w:p>
+    <w:p>
+      <w:pPr>
         <w:pStyle w:val="CommandBlock"/>
         <w:keepNext/>
       </w:pPr>
       <w:r>
+        <w:t>cargo init ./rust --name what_is_an_api --vcs none</w:t>
+      </w:r>
+    </w:p>
+    <w:p>
+      <w:pPr>
+        <w:pStyle w:val="CommandBlock"/>
+        <w:keepNext/>
+      </w:pPr>
+      <w:r>
+        <w:t>cargo add --manifest-path ./rust/Cargo.toml axum@=0.8.9 \</w:t>
+      </w:r>
+    </w:p>
+    <w:p>
+      <w:pPr>
+        <w:pStyle w:val="CommandBlock"/>
+        <w:keepNext/>
+      </w:pPr>
+      <w:r>
+        <w:t xml:space="preserve">    --no-default-features --features http1,tokio</w:t>
+      </w:r>
+    </w:p>
+    <w:p>
+      <w:pPr>
+        <w:pStyle w:val="CommandBlock"/>
+        <w:keepNext/>
+      </w:pPr>
+      <w:r>
+        <w:t>cargo add --manifest-path ./rust/Cargo.toml axum-server@=0.8.0 \</w:t>
+      </w:r>
+    </w:p>
+    <w:p>
+      <w:pPr>
+        <w:pStyle w:val="CommandBlock"/>
+        <w:keepNext/>
+      </w:pPr>
+      <w:r>
+        <w:t xml:space="preserve">    --features tls-rustls-no-provider</w:t>
+      </w:r>
+    </w:p>
+    <w:p>
+      <w:pPr>
+        <w:pStyle w:val="CommandBlock"/>
+        <w:keepNext/>
+      </w:pPr>
+      <w:r>
+        <w:t>cargo add --manifest-path ./rust/Cargo.toml mysql@=28.0.3</w:t>
+      </w:r>
+    </w:p>
+    <w:p>
+      <w:pPr>
+        <w:pStyle w:val="CommandBlock"/>
+        <w:keepNext/>
+      </w:pPr>
+      <w:r>
+        <w:t>cargo add --manifest-path ./rust/Cargo.toml rustls@=0.23.45 \</w:t>
+      </w:r>
+    </w:p>
+    <w:p>
+      <w:pPr>
+        <w:pStyle w:val="CommandBlock"/>
+        <w:keepNext/>
+      </w:pPr>
+      <w:r>
+        <w:t xml:space="preserve">    --no-default-features --features ring,std,tls12</w:t>
+      </w:r>
+    </w:p>
+    <w:p>
+      <w:pPr>
+        <w:pStyle w:val="CommandBlock"/>
+        <w:keepNext/>
+      </w:pPr>
+      <w:r>
+        <w:t>cargo add --manifest-path ./rust/Cargo.toml tokio@=1.53.1 \</w:t>
+      </w:r>
+    </w:p>
+    <w:p>
+      <w:pPr>
+        <w:pStyle w:val="CommandBlock"/>
+        <w:keepNext/>
+      </w:pPr>
+      <w:r>
+        <w:t xml:space="preserve">    --features macros,rt-multi-thread</w:t>
+      </w:r>
+    </w:p>
+    <w:p>
+      <w:pPr>
+        <w:pStyle w:val="CommandBlock"/>
+        <w:keepNext/>
+      </w:pPr>
+      <w:r>
+        <w:t>cargo add --manifest-path ./rust/Cargo.toml ureq@=3.4.2</w:t>
+      </w:r>
+    </w:p>
+    <w:p>
+      <w:pPr>
+        <w:pStyle w:val="CommandBlock"/>
+        <w:keepNext/>
+      </w:pPr>
+      <w:r>
         <w:t>cp ../lesson-6.0-extended/rust/Cargo.lock ./rust</w:t>
       </w:r>
     </w:p>
@@ -1811,6 +2167,28 @@
     <w:p>
       <w:pPr>
         <w:pStyle w:val="CommandBlock"/>
+        <w:keepNext/>
+      </w:pPr>
+      <w:r>
+        <w:t>rm ./rust/src/main.rs</w:t>
+      </w:r>
+    </w:p>
+    <w:p>
+      <w:pPr>
+        <w:pStyle w:val="CommandBlock"/>
+      </w:pPr>
+      <w:r>
+        <w:t>forge init ./solidity --empty --no-git --offline --force</w:t>
+      </w:r>
+    </w:p>
+    <w:p>
+      <w:pPr>
+        <w:keepNext/>
+      </w:pPr>
+    </w:p>
+    <w:p>
+      <w:pPr>
+        <w:pStyle w:val="CommandBlock"/>
       </w:pPr>
       <w:r>
         <w:t>(cd ./solidity &amp;&amp; forge install foundry-rs/forge-std@v1.16.2 --no-git)</w:t>
@@ -1973,7 +2351,10 @@
     </w:p>
     <w:p>
       <w:r>
-        <w:t>The local calls read spa_contacts, so the screens match this lesson's only when the table holds the known rows. The file below is Chapter 5's reset, as in Lesson 6.1: it drops the lesson tables and creates the contacts table with Lesson 4.6's three contacts. The local calls only read, so one reset is enough for the whole lesson. Solidity's known contacts come from its own Chain Reset, in its section.</w:t>
+        <w:t>The local calls read spa_contacts, so the screens match this lesson's only when the table holds the known rows. The files below are Chapter 5's reset, as in Lesson 6.1. Remember, each language keeps its own table, so there is one reset file per language: reset_contacts_assembly.sql resets contacts_assembly, the Assembly programs' table, and the three files differ only in the language's name. Each drops its language's lesson tables and creates its contacts table again with Lesson 4.6's three contacts. The lo</w:t>
+      </w:r>
+      <w:r>
+        <w:t>cal calls only read, so one reset is enough for the whole lesson. Solidity's known contacts come from its own Chain Reset, in its section.</w:t>
       </w:r>
     </w:p>
     <w:p>
@@ -1986,33 +2367,305 @@
         <w:pStyle w:val="Heading3"/>
       </w:pPr>
       <w:r>
-        <w:t>sql/reset_contacts.sql</w:t>
-      </w:r>
-    </w:p>
-    <w:p>
-      <w:pPr>
-        <w:pStyle w:val="SourceCode"/>
-        <w:keepNext/>
-      </w:pPr>
-      <w:r>
-        <w:t>-- The Chapter 5 known contacts, for Chapter 6. This file resets the</w:t>
-      </w:r>
-    </w:p>
-    <w:p>
-      <w:pPr>
-        <w:pStyle w:val="SourceCode"/>
-        <w:keepNext/>
-      </w:pPr>
-      <w:r>
-        <w:t>-- lesson tables: it drops them, with any rows earlier lessons or your own</w:t>
-      </w:r>
-    </w:p>
-    <w:p>
-      <w:pPr>
-        <w:pStyle w:val="SourceCode"/>
-      </w:pPr>
-      <w:r>
-        <w:t>-- experiments left in them, and builds the Chapter 5 contacts table again</w:t>
+        <w:t>sql/reset_contacts_assembly.sql</w:t>
+      </w:r>
+    </w:p>
+    <w:p>
+      <w:pPr>
+        <w:pStyle w:val="SourceCode"/>
+        <w:keepNext/>
+      </w:pPr>
+      <w:r>
+        <w:t>-- The Chapter 5 known contacts for Assembly, for Chapter 6. This file</w:t>
+      </w:r>
+    </w:p>
+    <w:p>
+      <w:pPr>
+        <w:pStyle w:val="SourceCode"/>
+        <w:keepNext/>
+      </w:pPr>
+      <w:r>
+        <w:t>-- resets the Assembly programs' own table, contacts_assembly: it drops it,</w:t>
+      </w:r>
+    </w:p>
+    <w:p>
+      <w:pPr>
+        <w:pStyle w:val="SourceCode"/>
+      </w:pPr>
+      <w:r>
+        <w:t>-- with any rows earlier lessons or your own experiments left in it, and</w:t>
+      </w:r>
+    </w:p>
+    <w:p>
+      <w:pPr>
+        <w:pStyle w:val="SourceCode"/>
+      </w:pPr>
+      <w:r>
+        <w:t>-- builds it again with three known rows.</w:t>
+      </w:r>
+    </w:p>
+    <w:p>
+      <w:pPr>
+        <w:pStyle w:val="SourceCode"/>
+      </w:pPr>
+    </w:p>
+    <w:p>
+      <w:pPr>
+        <w:pStyle w:val="SourceCode"/>
+      </w:pPr>
+      <w:r>
+        <w:t>-- Remove the old tables (Lesson 4.4). contacts_assembly goes first, because</w:t>
+      </w:r>
+    </w:p>
+    <w:p>
+      <w:pPr>
+        <w:pStyle w:val="SourceCode"/>
+      </w:pPr>
+      <w:r>
+        <w:t>-- in Lessons 4.11 to 4.14 it pointed at contact_groups_assembly; Chapter 5</w:t>
+      </w:r>
+    </w:p>
+    <w:p>
+      <w:pPr>
+        <w:pStyle w:val="SourceCode"/>
+      </w:pPr>
+      <w:r>
+        <w:t>-- has no groups, so contact_groups_assembly goes too. contacts_assembly_old</w:t>
+      </w:r>
+    </w:p>
+    <w:p>
+      <w:pPr>
+        <w:pStyle w:val="SourceCode"/>
+      </w:pPr>
+      <w:r>
+        <w:t>-- is the name Lesson 5.9's Troubleshooting Run gives contacts_assembly, in</w:t>
+      </w:r>
+    </w:p>
+    <w:p>
+      <w:pPr>
+        <w:pStyle w:val="SourceCode"/>
+      </w:pPr>
+      <w:r>
+        <w:t>-- case a run stopped before its Repair Run renamed it back. IF EXISTS skips</w:t>
+      </w:r>
+    </w:p>
+    <w:p>
+      <w:pPr>
+        <w:pStyle w:val="SourceCode"/>
+      </w:pPr>
+      <w:r>
+        <w:t>-- a missing table.</w:t>
+      </w:r>
+    </w:p>
+    <w:p>
+      <w:pPr>
+        <w:pStyle w:val="SourceCode"/>
+      </w:pPr>
+      <w:r>
+        <w:t>DROP TABLE IF EXISTS contacts_assembly;</w:t>
+      </w:r>
+    </w:p>
+    <w:p>
+      <w:pPr>
+        <w:pStyle w:val="SourceCode"/>
+      </w:pPr>
+      <w:r>
+        <w:t>DROP TABLE IF EXISTS contact_groups_assembly;</w:t>
+      </w:r>
+    </w:p>
+    <w:p>
+      <w:pPr>
+        <w:pStyle w:val="SourceCode"/>
+      </w:pPr>
+      <w:r>
+        <w:t>DROP TABLE IF EXISTS contacts_assembly_old;</w:t>
+      </w:r>
+    </w:p>
+    <w:p>
+      <w:pPr>
+        <w:pStyle w:val="SourceCode"/>
+      </w:pPr>
+    </w:p>
+    <w:p>
+      <w:pPr>
+        <w:pStyle w:val="SourceCode"/>
+      </w:pPr>
+      <w:r>
+        <w:t>-- The Chapter 5 contacts table: Lesson 4.4's columns, plus Lesson 4.12's</w:t>
+      </w:r>
+    </w:p>
+    <w:p>
+      <w:pPr>
+        <w:pStyle w:val="SourceCode"/>
+      </w:pPr>
+      <w:r>
+        <w:t>-- index on name, because the contacts are listed in name order.</w:t>
+      </w:r>
+    </w:p>
+    <w:p>
+      <w:pPr>
+        <w:pStyle w:val="SourceCode"/>
+      </w:pPr>
+      <w:r>
+        <w:t>CREATE TABLE contacts_assembly (</w:t>
+      </w:r>
+    </w:p>
+    <w:p>
+      <w:pPr>
+        <w:pStyle w:val="SourceCode"/>
+      </w:pPr>
+      <w:r>
+        <w:t xml:space="preserve">    id    INT AUTO_INCREMENT PRIMARY KEY,</w:t>
+      </w:r>
+    </w:p>
+    <w:p>
+      <w:pPr>
+        <w:pStyle w:val="SourceCode"/>
+      </w:pPr>
+      <w:r>
+        <w:t xml:space="preserve">    name  VARCHAR(100) NOT NULL,</w:t>
+      </w:r>
+    </w:p>
+    <w:p>
+      <w:pPr>
+        <w:pStyle w:val="SourceCode"/>
+      </w:pPr>
+      <w:r>
+        <w:t xml:space="preserve">    email VARCHAR(254) NOT NULL UNIQUE,</w:t>
+      </w:r>
+    </w:p>
+    <w:p>
+      <w:pPr>
+        <w:pStyle w:val="SourceCode"/>
+      </w:pPr>
+      <w:r>
+        <w:t xml:space="preserve">    phone VARCHAR(20)  NULL,</w:t>
+      </w:r>
+    </w:p>
+    <w:p>
+      <w:pPr>
+        <w:pStyle w:val="SourceCode"/>
+      </w:pPr>
+      <w:r>
+        <w:t xml:space="preserve">    INDEX idx_contacts_assembly_name (name)</w:t>
+      </w:r>
+    </w:p>
+    <w:p>
+      <w:pPr>
+        <w:pStyle w:val="SourceCode"/>
+      </w:pPr>
+      <w:r>
+        <w:t>) CHARACTER SET utf8mb4;</w:t>
+      </w:r>
+    </w:p>
+    <w:p>
+      <w:pPr>
+        <w:pStyle w:val="SourceCode"/>
+      </w:pPr>
+    </w:p>
+    <w:p>
+      <w:pPr>
+        <w:pStyle w:val="SourceCode"/>
+      </w:pPr>
+      <w:r>
+        <w:t>-- Lesson 4.6's three contacts; the new table numbers them 1 to 3.</w:t>
+      </w:r>
+    </w:p>
+    <w:p>
+      <w:pPr>
+        <w:pStyle w:val="SourceCode"/>
+      </w:pPr>
+      <w:r>
+        <w:t>-- Grace Hopper's phone is NULL.</w:t>
+      </w:r>
+    </w:p>
+    <w:p>
+      <w:pPr>
+        <w:pStyle w:val="SourceCode"/>
+      </w:pPr>
+      <w:r>
+        <w:t>INSERT INTO contacts_assembly (name, email, phone)</w:t>
+      </w:r>
+    </w:p>
+    <w:p>
+      <w:pPr>
+        <w:pStyle w:val="SourceCode"/>
+      </w:pPr>
+      <w:r>
+        <w:t xml:space="preserve">    VALUES ('Ada Lovelace', 'ada@example.com', '555-0100');</w:t>
+      </w:r>
+    </w:p>
+    <w:p>
+      <w:pPr>
+        <w:pStyle w:val="SourceCode"/>
+      </w:pPr>
+      <w:r>
+        <w:t>INSERT INTO contacts_assembly (name, email, phone)</w:t>
+      </w:r>
+    </w:p>
+    <w:p>
+      <w:pPr>
+        <w:pStyle w:val="SourceCode"/>
+        <w:keepNext/>
+      </w:pPr>
+      <w:r>
+        <w:t xml:space="preserve">    VALUES ('Grace Hopper', 'grace@example.com', NULL);</w:t>
+      </w:r>
+    </w:p>
+    <w:p>
+      <w:pPr>
+        <w:pStyle w:val="SourceCode"/>
+        <w:keepNext/>
+      </w:pPr>
+      <w:r>
+        <w:t>INSERT INTO contacts_assembly (name, email, phone)</w:t>
+      </w:r>
+    </w:p>
+    <w:p>
+      <w:pPr>
+        <w:pStyle w:val="SourceCode"/>
+      </w:pPr>
+      <w:r>
+        <w:t xml:space="preserve">    VALUES ('Alan Turing', 'alan@example.com', '555-0102');</w:t>
+      </w:r>
+    </w:p>
+    <w:p>
+      <w:pPr>
+        <w:keepNext/>
+      </w:pPr>
+    </w:p>
+    <w:p>
+      <w:pPr>
+        <w:pStyle w:val="Heading3"/>
+      </w:pPr>
+      <w:r>
+        <w:t>sql/reset_contacts_rust.sql</w:t>
+      </w:r>
+    </w:p>
+    <w:p>
+      <w:pPr>
+        <w:pStyle w:val="SourceCode"/>
+        <w:keepNext/>
+      </w:pPr>
+      <w:r>
+        <w:t>-- The Chapter 5 known contacts for Rust, for Chapter 6. This file resets</w:t>
+      </w:r>
+    </w:p>
+    <w:p>
+      <w:pPr>
+        <w:pStyle w:val="SourceCode"/>
+        <w:keepNext/>
+      </w:pPr>
+      <w:r>
+        <w:t>-- the Rust programs' own table, contacts_rust: it drops it, with any rows</w:t>
+      </w:r>
+    </w:p>
+    <w:p>
+      <w:pPr>
+        <w:pStyle w:val="SourceCode"/>
+      </w:pPr>
+      <w:r>
+        <w:t>-- earlier lessons or your own experiments left in it, and builds it again</w:t>
       </w:r>
     </w:p>
     <w:p>
@@ -2033,39 +2686,311 @@
         <w:pStyle w:val="SourceCode"/>
       </w:pPr>
       <w:r>
-        <w:t>-- Remove the old tables (Lesson 4.4). contacts goes first, because in</w:t>
-      </w:r>
-    </w:p>
-    <w:p>
-      <w:pPr>
-        <w:pStyle w:val="SourceCode"/>
-      </w:pPr>
-      <w:r>
-        <w:t>-- Lessons 4.11 to 4.14 it pointed at contact_groups; Chapter 5 has no</w:t>
-      </w:r>
-    </w:p>
-    <w:p>
-      <w:pPr>
-        <w:pStyle w:val="SourceCode"/>
-      </w:pPr>
-      <w:r>
-        <w:t>-- groups, so contact_groups goes too. contacts_old is the name Lesson</w:t>
-      </w:r>
-    </w:p>
-    <w:p>
-      <w:pPr>
-        <w:pStyle w:val="SourceCode"/>
-      </w:pPr>
-      <w:r>
-        <w:t>-- 5.9's Troubleshooting Run gives the contacts table, in case a run</w:t>
-      </w:r>
-    </w:p>
-    <w:p>
-      <w:pPr>
-        <w:pStyle w:val="SourceCode"/>
-      </w:pPr>
-      <w:r>
-        <w:t>-- stopped before its Repair Run renamed it back. IF EXISTS skips a</w:t>
+        <w:t>-- Remove the old tables (Lesson 4.4). contacts_rust goes first, because in</w:t>
+      </w:r>
+    </w:p>
+    <w:p>
+      <w:pPr>
+        <w:pStyle w:val="SourceCode"/>
+      </w:pPr>
+      <w:r>
+        <w:t>-- Lessons 4.11 to 4.14 it pointed at contact_groups_rust; Chapter 5 has no</w:t>
+      </w:r>
+    </w:p>
+    <w:p>
+      <w:pPr>
+        <w:pStyle w:val="SourceCode"/>
+      </w:pPr>
+      <w:r>
+        <w:t>-- groups, so contact_groups_rust goes too. contacts_rust_old is the name</w:t>
+      </w:r>
+    </w:p>
+    <w:p>
+      <w:pPr>
+        <w:pStyle w:val="SourceCode"/>
+      </w:pPr>
+      <w:r>
+        <w:t>-- Lesson 5.9's Troubleshooting Run gives contacts_rust, in case a run</w:t>
+      </w:r>
+    </w:p>
+    <w:p>
+      <w:pPr>
+        <w:pStyle w:val="SourceCode"/>
+      </w:pPr>
+      <w:r>
+        <w:t>-- stopped before its Repair Run renamed it back. IF EXISTS skips a missing</w:t>
+      </w:r>
+    </w:p>
+    <w:p>
+      <w:pPr>
+        <w:pStyle w:val="SourceCode"/>
+      </w:pPr>
+      <w:r>
+        <w:t>-- table.</w:t>
+      </w:r>
+    </w:p>
+    <w:p>
+      <w:pPr>
+        <w:pStyle w:val="SourceCode"/>
+      </w:pPr>
+      <w:r>
+        <w:t>DROP TABLE IF EXISTS contacts_rust;</w:t>
+      </w:r>
+    </w:p>
+    <w:p>
+      <w:pPr>
+        <w:pStyle w:val="SourceCode"/>
+      </w:pPr>
+      <w:r>
+        <w:t>DROP TABLE IF EXISTS contact_groups_rust;</w:t>
+      </w:r>
+    </w:p>
+    <w:p>
+      <w:pPr>
+        <w:pStyle w:val="SourceCode"/>
+      </w:pPr>
+      <w:r>
+        <w:t>DROP TABLE IF EXISTS contacts_rust_old;</w:t>
+      </w:r>
+    </w:p>
+    <w:p>
+      <w:pPr>
+        <w:pStyle w:val="SourceCode"/>
+      </w:pPr>
+    </w:p>
+    <w:p>
+      <w:pPr>
+        <w:pStyle w:val="SourceCode"/>
+      </w:pPr>
+      <w:r>
+        <w:t>-- The Chapter 5 contacts table: Lesson 4.4's columns, plus Lesson 4.12's</w:t>
+      </w:r>
+    </w:p>
+    <w:p>
+      <w:pPr>
+        <w:pStyle w:val="SourceCode"/>
+      </w:pPr>
+      <w:r>
+        <w:t>-- index on name, because the contacts are listed in name order.</w:t>
+      </w:r>
+    </w:p>
+    <w:p>
+      <w:pPr>
+        <w:pStyle w:val="SourceCode"/>
+      </w:pPr>
+      <w:r>
+        <w:t>CREATE TABLE contacts_rust (</w:t>
+      </w:r>
+    </w:p>
+    <w:p>
+      <w:pPr>
+        <w:pStyle w:val="SourceCode"/>
+      </w:pPr>
+      <w:r>
+        <w:t xml:space="preserve">    id    INT AUTO_INCREMENT PRIMARY KEY,</w:t>
+      </w:r>
+    </w:p>
+    <w:p>
+      <w:pPr>
+        <w:pStyle w:val="SourceCode"/>
+      </w:pPr>
+      <w:r>
+        <w:t xml:space="preserve">    name  VARCHAR(100) NOT NULL,</w:t>
+      </w:r>
+    </w:p>
+    <w:p>
+      <w:pPr>
+        <w:pStyle w:val="SourceCode"/>
+      </w:pPr>
+      <w:r>
+        <w:t xml:space="preserve">    email VARCHAR(254) NOT NULL UNIQUE,</w:t>
+      </w:r>
+    </w:p>
+    <w:p>
+      <w:pPr>
+        <w:pStyle w:val="SourceCode"/>
+      </w:pPr>
+      <w:r>
+        <w:t xml:space="preserve">    phone VARCHAR(20)  NULL,</w:t>
+      </w:r>
+    </w:p>
+    <w:p>
+      <w:pPr>
+        <w:pStyle w:val="SourceCode"/>
+      </w:pPr>
+      <w:r>
+        <w:t xml:space="preserve">    INDEX idx_contacts_rust_name (name)</w:t>
+      </w:r>
+    </w:p>
+    <w:p>
+      <w:pPr>
+        <w:pStyle w:val="SourceCode"/>
+      </w:pPr>
+      <w:r>
+        <w:t>) CHARACTER SET utf8mb4;</w:t>
+      </w:r>
+    </w:p>
+    <w:p>
+      <w:pPr>
+        <w:pStyle w:val="SourceCode"/>
+      </w:pPr>
+    </w:p>
+    <w:p>
+      <w:pPr>
+        <w:pStyle w:val="SourceCode"/>
+      </w:pPr>
+      <w:r>
+        <w:t>-- Lesson 4.6's three contacts; the new table numbers them 1 to 3.</w:t>
+      </w:r>
+    </w:p>
+    <w:p>
+      <w:pPr>
+        <w:pStyle w:val="SourceCode"/>
+      </w:pPr>
+      <w:r>
+        <w:t>-- Grace Hopper's phone is NULL.</w:t>
+      </w:r>
+    </w:p>
+    <w:p>
+      <w:pPr>
+        <w:pStyle w:val="SourceCode"/>
+      </w:pPr>
+      <w:r>
+        <w:t>INSERT INTO contacts_rust (name, email, phone)</w:t>
+      </w:r>
+    </w:p>
+    <w:p>
+      <w:pPr>
+        <w:pStyle w:val="SourceCode"/>
+      </w:pPr>
+      <w:r>
+        <w:t xml:space="preserve">    VALUES ('Ada Lovelace', 'ada@example.com', '555-0100');</w:t>
+      </w:r>
+    </w:p>
+    <w:p>
+      <w:pPr>
+        <w:pStyle w:val="SourceCode"/>
+      </w:pPr>
+      <w:r>
+        <w:t>INSERT INTO contacts_rust (name, email, phone)</w:t>
+      </w:r>
+    </w:p>
+    <w:p>
+      <w:pPr>
+        <w:pStyle w:val="SourceCode"/>
+        <w:keepNext/>
+      </w:pPr>
+      <w:r>
+        <w:t xml:space="preserve">    VALUES ('Grace Hopper', 'grace@example.com', NULL);</w:t>
+      </w:r>
+    </w:p>
+    <w:p>
+      <w:pPr>
+        <w:pStyle w:val="SourceCode"/>
+        <w:keepNext/>
+      </w:pPr>
+      <w:r>
+        <w:t>INSERT INTO contacts_rust (name, email, phone)</w:t>
+      </w:r>
+    </w:p>
+    <w:p>
+      <w:pPr>
+        <w:pStyle w:val="SourceCode"/>
+      </w:pPr>
+      <w:r>
+        <w:t xml:space="preserve">    VALUES ('Alan Turing', 'alan@example.com', '555-0102');</w:t>
+      </w:r>
+    </w:p>
+    <w:p>
+      <w:pPr>
+        <w:keepNext/>
+      </w:pPr>
+    </w:p>
+    <w:p>
+      <w:pPr>
+        <w:pStyle w:val="Heading3"/>
+      </w:pPr>
+      <w:r>
+        <w:t>sql/reset_contacts_erlang.sql</w:t>
+      </w:r>
+    </w:p>
+    <w:p>
+      <w:pPr>
+        <w:pStyle w:val="SourceCode"/>
+        <w:keepNext/>
+      </w:pPr>
+      <w:r>
+        <w:t>-- The Chapter 5 known contacts for Erlang, for Chapter 6. This file resets</w:t>
+      </w:r>
+    </w:p>
+    <w:p>
+      <w:pPr>
+        <w:pStyle w:val="SourceCode"/>
+        <w:keepNext/>
+      </w:pPr>
+      <w:r>
+        <w:t>-- the Erlang programs' own table, contacts_erlang: it drops it, with any</w:t>
+      </w:r>
+    </w:p>
+    <w:p>
+      <w:pPr>
+        <w:pStyle w:val="SourceCode"/>
+      </w:pPr>
+      <w:r>
+        <w:t>-- rows earlier lessons or your own experiments left in it, and builds it</w:t>
+      </w:r>
+    </w:p>
+    <w:p>
+      <w:pPr>
+        <w:pStyle w:val="SourceCode"/>
+      </w:pPr>
+      <w:r>
+        <w:t>-- again with three known rows.</w:t>
+      </w:r>
+    </w:p>
+    <w:p>
+      <w:pPr>
+        <w:pStyle w:val="SourceCode"/>
+      </w:pPr>
+    </w:p>
+    <w:p>
+      <w:pPr>
+        <w:pStyle w:val="SourceCode"/>
+      </w:pPr>
+      <w:r>
+        <w:t>-- Remove the old tables (Lesson 4.4). contacts_erlang goes first, because</w:t>
+      </w:r>
+    </w:p>
+    <w:p>
+      <w:pPr>
+        <w:pStyle w:val="SourceCode"/>
+      </w:pPr>
+      <w:r>
+        <w:t>-- in Lessons 4.11 to 4.14 it pointed at contact_groups_erlang; Chapter 5</w:t>
+      </w:r>
+    </w:p>
+    <w:p>
+      <w:pPr>
+        <w:pStyle w:val="SourceCode"/>
+      </w:pPr>
+      <w:r>
+        <w:t>-- has no groups, so contact_groups_erlang goes too. contacts_erlang_old is</w:t>
+      </w:r>
+    </w:p>
+    <w:p>
+      <w:pPr>
+        <w:pStyle w:val="SourceCode"/>
+      </w:pPr>
+      <w:r>
+        <w:t>-- the name Lesson 5.9's Troubleshooting Run gives contacts_erlang, in case</w:t>
+      </w:r>
+    </w:p>
+    <w:p>
+      <w:pPr>
+        <w:pStyle w:val="SourceCode"/>
+      </w:pPr>
+      <w:r>
+        <w:t>-- a run stopped before its Repair Run renamed it back. IF EXISTS skips a</w:t>
       </w:r>
     </w:p>
     <w:p>
@@ -2081,23 +3006,23 @@
         <w:pStyle w:val="SourceCode"/>
       </w:pPr>
       <w:r>
-        <w:t>DROP TABLE IF EXISTS contacts;</w:t>
-      </w:r>
-    </w:p>
-    <w:p>
-      <w:pPr>
-        <w:pStyle w:val="SourceCode"/>
-      </w:pPr>
-      <w:r>
-        <w:t>DROP TABLE IF EXISTS contact_groups;</w:t>
-      </w:r>
-    </w:p>
-    <w:p>
-      <w:pPr>
-        <w:pStyle w:val="SourceCode"/>
-      </w:pPr>
-      <w:r>
-        <w:t>DROP TABLE IF EXISTS contacts_old;</w:t>
+        <w:t>DROP TABLE IF EXISTS contacts_erlang;</w:t>
+      </w:r>
+    </w:p>
+    <w:p>
+      <w:pPr>
+        <w:pStyle w:val="SourceCode"/>
+      </w:pPr>
+      <w:r>
+        <w:t>DROP TABLE IF EXISTS contact_groups_erlang;</w:t>
+      </w:r>
+    </w:p>
+    <w:p>
+      <w:pPr>
+        <w:pStyle w:val="SourceCode"/>
+      </w:pPr>
+      <w:r>
+        <w:t>DROP TABLE IF EXISTS contacts_erlang_old;</w:t>
       </w:r>
     </w:p>
     <w:p>
@@ -2126,7 +3051,7 @@
         <w:pStyle w:val="SourceCode"/>
       </w:pPr>
       <w:r>
-        <w:t>CREATE TABLE contacts (</w:t>
+        <w:t>CREATE TABLE contacts_erlang (</w:t>
       </w:r>
     </w:p>
     <w:p>
@@ -2166,7 +3091,7 @@
         <w:pStyle w:val="SourceCode"/>
       </w:pPr>
       <w:r>
-        <w:t xml:space="preserve">    INDEX idx_contacts_name (name)</w:t>
+        <w:t xml:space="preserve">    INDEX idx_contacts_erlang_name (name)</w:t>
       </w:r>
     </w:p>
     <w:p>
@@ -2203,7 +3128,7 @@
         <w:pStyle w:val="SourceCode"/>
       </w:pPr>
       <w:r>
-        <w:t>INSERT INTO contacts (name, email, phone)</w:t>
+        <w:t>INSERT INTO contacts_erlang (name, email, phone)</w:t>
       </w:r>
     </w:p>
     <w:p>
@@ -2219,7 +3144,7 @@
         <w:pStyle w:val="SourceCode"/>
       </w:pPr>
       <w:r>
-        <w:t>INSERT INTO contacts (name, email, phone)</w:t>
+        <w:t>INSERT INTO contacts_erlang (name, email, phone)</w:t>
       </w:r>
     </w:p>
     <w:p>
@@ -2237,7 +3162,7 @@
         <w:keepNext/>
       </w:pPr>
       <w:r>
-        <w:t>INSERT INTO contacts (name, email, phone)</w:t>
+        <w:t>INSERT INTO contacts_erlang (name, email, phone)</w:t>
       </w:r>
     </w:p>
     <w:p>
@@ -2663,7 +3588,7 @@
         <w:keepNext/>
       </w:pPr>
       <w:r>
-        <w:t xml:space="preserve">    -e "source ./sql/reset_contacts.sql"</w:t>
+        <w:t xml:space="preserve">    -e "source ./sql/reset_contacts_assembly.sql"</w:t>
       </w:r>
     </w:p>
     <w:p>
@@ -2672,6 +3597,42 @@
         <w:keepNext/>
       </w:pPr>
       <w:r>
+        <w:t>&amp; $mysql -u devuser -h 127.0.0.1 -P 3306 -D spa_contacts --commands `</w:t>
+      </w:r>
+    </w:p>
+    <w:p>
+      <w:pPr>
+        <w:pStyle w:val="CommandBlock"/>
+        <w:keepNext/>
+      </w:pPr>
+      <w:r>
+        <w:t xml:space="preserve">    -e "source ./sql/reset_contacts_rust.sql"</w:t>
+      </w:r>
+    </w:p>
+    <w:p>
+      <w:pPr>
+        <w:pStyle w:val="CommandBlock"/>
+        <w:keepNext/>
+      </w:pPr>
+      <w:r>
+        <w:t>&amp; $mysql -u devuser -h 127.0.0.1 -P 3306 -D spa_contacts --commands `</w:t>
+      </w:r>
+    </w:p>
+    <w:p>
+      <w:pPr>
+        <w:pStyle w:val="CommandBlock"/>
+        <w:keepNext/>
+      </w:pPr>
+      <w:r>
+        <w:t xml:space="preserve">    -e "source ./sql/reset_contacts_erlang.sql"</w:t>
+      </w:r>
+    </w:p>
+    <w:p>
+      <w:pPr>
+        <w:pStyle w:val="CommandBlock"/>
+        <w:keepNext/>
+      </w:pPr>
+      <w:r>
         <w:t>&amp; $mysql -u devuser -h 127.0.0.1 -P 3306 -D spa_contacts -t `</w:t>
       </w:r>
     </w:p>
@@ -2681,7 +3642,7 @@
         <w:keepNext/>
       </w:pPr>
       <w:r>
-        <w:t xml:space="preserve">    -e "SELECT id, name, email, phone FROM contacts ORDER BY id"</w:t>
+        <w:t xml:space="preserve">    -e "SELECT id, name, email, phone FROM contacts_assembly ORDER BY id"</w:t>
       </w:r>
     </w:p>
     <w:p>
@@ -2738,7 +3699,7 @@
         <w:keepNext/>
       </w:pPr>
       <w:r>
-        <w:t>mysql -u devuser -h 127.0.0.1 -P 3306 -D spa_contacts &lt; ./sql/reset_contacts.sql</w:t>
+        <w:t>mysql -u devuser -h 127.0.0.1 -P 3306 -D spa_contacts \</w:t>
       </w:r>
     </w:p>
     <w:p>
@@ -2747,6 +3708,51 @@
         <w:keepNext/>
       </w:pPr>
       <w:r>
+        <w:t xml:space="preserve">    &lt; ./sql/reset_contacts_assembly.sql</w:t>
+      </w:r>
+    </w:p>
+    <w:p>
+      <w:pPr>
+        <w:pStyle w:val="CommandBlock"/>
+        <w:keepNext/>
+      </w:pPr>
+      <w:r>
+        <w:t>mysql -u devuser -h 127.0.0.1 -P 3306 -D spa_contacts \</w:t>
+      </w:r>
+    </w:p>
+    <w:p>
+      <w:pPr>
+        <w:pStyle w:val="CommandBlock"/>
+        <w:keepNext/>
+      </w:pPr>
+      <w:r>
+        <w:t xml:space="preserve">    &lt; ./sql/reset_contacts_rust.sql</w:t>
+      </w:r>
+    </w:p>
+    <w:p>
+      <w:pPr>
+        <w:pStyle w:val="CommandBlock"/>
+        <w:keepNext/>
+      </w:pPr>
+      <w:r>
+        <w:t>mysql -u devuser -h 127.0.0.1 -P 3306 -D spa_contacts \</w:t>
+      </w:r>
+    </w:p>
+    <w:p>
+      <w:pPr>
+        <w:pStyle w:val="CommandBlock"/>
+        <w:keepNext/>
+      </w:pPr>
+      <w:r>
+        <w:t xml:space="preserve">    &lt; ./sql/reset_contacts_erlang.sql</w:t>
+      </w:r>
+    </w:p>
+    <w:p>
+      <w:pPr>
+        <w:pStyle w:val="CommandBlock"/>
+        <w:keepNext/>
+      </w:pPr>
+      <w:r>
         <w:t>mysql -u devuser -h 127.0.0.1 -P 3306 -D spa_contacts -t \</w:t>
       </w:r>
     </w:p>
@@ -2756,7 +3762,7 @@
         <w:keepNext/>
       </w:pPr>
       <w:r>
-        <w:t xml:space="preserve">    -e "SELECT id, name, email, phone FROM contacts ORDER BY id"</w:t>
+        <w:t xml:space="preserve">    -e "SELECT id, name, email, phone FROM contacts_assembly ORDER BY id"</w:t>
       </w:r>
     </w:p>
     <w:p>
@@ -2777,7 +3783,7 @@
         <w:keepNext/>
       </w:pPr>
       <w:r>
-        <w:t>The first two commands print nothing. The query prints exactly this table:</w:t>
+        <w:t>The CREATE DATABASE and reset commands print nothing. The query shows the Assembly programs' table, contacts_assembly; put your language's table in its place to see that one. It prints exactly this table, and every language's table holds the same rows:</w:t>
       </w:r>
     </w:p>
     <w:p>
@@ -3073,7 +4079,10 @@
     </w:p>
     <w:p>
       <w:r>
-        <w:t>Start with the most direct versions. contacts.asm is your Chapter 5 project's, which step 1 copied unchanged except the database name: read it as a library. The local call uses only connect_database, find_contact, print_contact, and print_error, and, in the Production-Minded version, the error model. The local call: main makes a handle with mysql_init, connects with connect_database, and calls call_find_contact for id 2 and then id 99. call_find_contact calls find_contact and prints the contact with print_contact, or the not-found line; a failed query prints the server's message from the failure record and ends with exit code 1. The server and the client are Lesson 6.0a's Basic versions, byte for byte, comments included; the server's answer_request is the function every GET /api/v1/health request reaches. In the local call, the new steps are commented in full and the ones from earlier lessons have short reminders.</w:t>
+        <w:t>Start with the most direct versions. contacts.asm is your Chapter 5 project's, which step 1 copied unchanged except the database name: read it as a library. The local call uses only connect_database, find_contact, print_contact, and print_error, and, in the Production-Minded version, the error model. The local call: main makes a handle with mysql_init, connects with connect_database, and calls call_find_contact for id 2 and then id 99. call_find_contact calls find_contact and prints the contact with print_c</w:t>
+      </w:r>
+      <w:r>
+        <w:t>ontact, or the not-found line; a failed query prints the server's message from the failure record and ends with exit code 1. The server and the client are Lesson 6.0a's Basic versions, byte for byte, comments included; the server's answer_request is the function every GET /api/v1/health request reaches. In the local call, the new steps are commented in full and the ones from earlier lessons have short reminders.</w:t>
       </w:r>
     </w:p>
     <w:p>
@@ -7989,7 +8998,10 @@
     </w:p>
     <w:p>
       <w:r>
-        <w:t>The Production-Minded versions print the same lines. local_call.asm adds the SPA_DB_PASSWORD check, the out-of-memory check, report_status, and the Chapter 5 error model: a failed connection or query goes through handle_database_error, which logs it in contacts.log, and status_message gives the words, as in Lesson 5.9a. The not-found line comes from status_message too. The server and the client are Lesson 6.0a's Production-Minded versions, unchanged. route_request, the route table, is where a request becomes a function call: it compares the method and the path and calls the matching handler, handle_health.</w:t>
+        <w:t>The Production-Minded versions print the same lines. local_call.asm adds the SPA_DB_PASSWORD check, the out-of-memory check, report_status, and the Chapter 5 error model: a failed connection or query goes through handle_database_error, which logs it in contacts.log, and status_message gives the words, as in Lesson 5.9a. The not-found line comes from status_message too. The server and the client are Lesson 6.0a's Production-Minded versions, unchanged. route_request, the route table, is where a request become</w:t>
+      </w:r>
+      <w:r>
+        <w:t>s a function call: it compares the method and the path and calls the matching handler, handle_health.</w:t>
       </w:r>
     </w:p>
     <w:p>
@@ -14523,7 +15535,10 @@
     </w:p>
     <w:p>
       <w:r>
-        <w:t>Start with the most direct versions. contacts.rs is your Chapter 5 project's, copied unchanged except the database name; read it as a library. The local call uses only connect_database, get_contact, and print_contact, and, in the Production-Minded version, the error model. One line is new: #[allow(dead_code)] before mod contacts. The local call uses a few of the module's functions, and Rust warns about every function and constant a program never uses, about 80 warnings here; the attribute turns those warnings off for this module only, and its comment says so. The local call: main reads the password, connects with connect_database, and calls call_get_contact for id 2 and then id 99, which matches get_contact's three answers. The server and the client are Lesson 6.0a's Basic versions, byte for byte.</w:t>
+        <w:t>Start with the most direct versions. contacts.rs is your Chapter 5 project's, copied unchanged except the database name; read it as a library. The local call uses only connect_database, get_contact, and print_contact, and, in the Production-Minded version, the error model. One line is new: #[allow(dead_code)] before mod contacts. The local call uses a few of the module's functions, and Rust warns about every function and constant a program never uses, about 80 warnings here; the attribute turns those warnin</w:t>
+      </w:r>
+      <w:r>
+        <w:t>gs off for this module only, and its comment says so. The local call: main reads the password, connects with connect_database, and calls call_get_contact for id 2 and then id 99, which matches get_contact's three answers. The server and the client are Lesson 6.0a's Basic versions, byte for byte.</w:t>
       </w:r>
     </w:p>
     <w:p>
@@ -19150,7 +20165,10 @@
     </w:p>
     <w:p>
       <w:r>
-        <w:t>Start with the most direct versions. contacts.erl is your Chapter 5 project's, copied unchanged except the database name; read it as a library. The local call uses only connect_database, get_contact, and print_contact, and, in the Production-Minded version, the error model. The local call: main reads the password, and run connects and makes the two calls as named steps, GraceAnswer and then MissingAnswer, because each step's result must be known before the next one runs. call_get_contact matches get_contact's three answers; a failed query prints only the server's message, because a connector's other reasons can hold the password. The server and the client are Lesson 6.0a's Basic versions, byte for byte.</w:t>
+        <w:t>Start with the most direct versions. contacts.erl is your Chapter 5 project's, copied unchanged except the database name; read it as a library. The local call uses only connect_database, get_contact, and print_contact, and, in the Production-Minded version, the error model. The local call: main reads the password, and run connects and makes the two calls as named steps, GraceAnswer and then MissingAnswer, because each step's result must be known before the next one runs. call_get_contact matches get_contact</w:t>
+      </w:r>
+      <w:r>
+        <w:t>'s three answers; a failed query prints only the server's message, because a connector's other reasons can hold the password. The server and the client are Lesson 6.0a's Basic versions, byte for byte.</w:t>
       </w:r>
     </w:p>
     <w:p>
@@ -23348,7 +24366,10 @@
     </w:p>
     <w:p>
       <w:r>
-        <w:t>Solidity's section builds the honest counterpart that Concept describes. anvil runs in Terminal 1, as every server in this chapter does. The Chain Reset puts Chapter 5's ContactBook on the chain with the three known contacts; cast call then calls its contacts function for 2 and 99; then Lesson 6.0a's health contract is deployed and called, and curl.exe sends anvil JSON-RPC by hand. Remember, forge script --broadcast sends a script's marked calls as transactions, and --unlocked --sender sends them from anvil's first test account (Chapter 4 Project 1a). Every Solidity block runs in the lesson-6.1-extended folder.</w:t>
+        <w:t>Solidity's section builds the honest counterpart that Concept describes. anvil runs in Terminal 1, as every server in this chapter does. The Chain Reset puts Chapter 5's ContactBook on the chain with the three known contacts; cast call then calls its contacts function for 2 and 99; then Lesson 6.0a's health contract is deployed and called, and curl.exe sends anvil JSON-RPC by hand. Remember, forge script --broadcast sends a script's marked calls as transactions, and --unlocked --sender sends them from anvil</w:t>
+      </w:r>
+      <w:r>
+        <w:t>'s first test account (Chapter 4 Project 1a). Every Solidity block runs in the lesson-6.1-extended folder.</w:t>
       </w:r>
     </w:p>
     <w:p>
@@ -25617,7 +26638,10 @@
     </w:p>
     <w:p>
       <w:r>
-        <w:t>Cargo.toml names the Rust project, what_is_an_api, uses Rust's 2024 edition, pins Lesson 6.0a's crates with the same features, and, new here, the mysql crate at exactly 28.0.3, the version Chapter 5 used; its programs are the four files in src/bin and the two folders, basic_local and local_call. Cargo.lock is not printed again: it is Lesson 6.0a's, copied in step 2, with the mysql crate and the crates it uses added by step 2's cargo fetch. Remember, it records the exact version and checksum of every crate (Lesson 2.17a); save it with the project, and never edit it by hand. foundry.toml is Lesson 6.0a's: the scripts read and write no files, so it allows none.</w:t>
+        <w:t>This is the file the setup commands wrote, shown here so you can check yours. The comments are the course's notes on each line; cargo add writes the same names, versions, and features without them, and its blank lines and layout may differ. Cargo.toml names the Rust project, what_is_an_api, uses Rust's 2024 edition, pins Lesson 6.0a's crates with the same features, and, new here, the mysql crate at exactly 28.0.3; its programs are the four files in src/bin and the two folders, basic_local and local_call. Ca</w:t>
+      </w:r>
+      <w:r>
+        <w:t>rgo.lock is not printed again: it is Lesson 6.0a's, copied in step 2, with the mysql crate and the crates it uses added by cargo fetch. Remember, it records the exact version and checksum of every crate (Lesson 2.17a); save it with the project, and never edit it by hand.</w:t>
       </w:r>
     </w:p>
     <w:p>
@@ -25874,63 +26898,462 @@
     </w:p>
     <w:p>
       <w:pPr>
+        <w:keepNext/>
+      </w:pPr>
+    </w:p>
+    <w:p>
+      <w:pPr>
+        <w:pStyle w:val="Heading1"/>
+      </w:pPr>
+      <w:r>
+        <w:t>Validation Rules</w:t>
+      </w:r>
+    </w:p>
+    <w:p>
+      <w:r>
+        <w:t>This lesson is checked by running each command and program and comparing what your screen shows with the required results, by eye. No separate validator program is needed.</w:t>
+      </w:r>
+    </w:p>
+    <w:p>
+      <w:pPr>
+        <w:keepNext/>
+      </w:pPr>
+    </w:p>
+    <w:p>
+      <w:pPr>
+        <w:pStyle w:val="ListBullet"/>
+      </w:pPr>
+      <w:r>
+        <w:t>Run every program from the lesson-6.1-extended folder: the local call in any terminal, the server (Solidity: anvil) in Terminal 1, the clients, curl.exe, and cast in Terminal 2.</w:t>
+      </w:r>
+    </w:p>
+    <w:p>
+      <w:pPr>
+        <w:pStyle w:val="ListBullet"/>
+      </w:pPr>
+      <w:r>
+        <w:t>The Copy Check, the Library Check, the Data Reset, and the Chain Reset print exactly what their sections show.</w:t>
+      </w:r>
+    </w:p>
+    <w:p>
+      <w:pPr>
+        <w:pStyle w:val="ListBullet"/>
+      </w:pPr>
+      <w:r>
+        <w:t>Every Assembly, Rust, and Erlang local call prints the four lines of the Required Clean-Run Output and ends with exit code 0; Solidity's Local Call prints its eight lines.</w:t>
+      </w:r>
+    </w:p>
+    <w:p>
+      <w:pPr>
+        <w:pStyle w:val="ListBullet"/>
+      </w:pPr>
+      <w:r>
+        <w:t>Every client prints Status: 200 and Body: {"status":"ok"} and ends with exit code 0; the Basic server prints only its Listening line, and the Production-Minded server the four server lines.</w:t>
+      </w:r>
+    </w:p>
+    <w:p>
+      <w:pPr>
+        <w:pStyle w:val="ListBullet"/>
+      </w:pPr>
+      <w:r>
+        <w:t>The curl Check prints the health body and 200, then the not-found body and 404; Solidity's JSON-RPC Check prints its answers with 200.</w:t>
+      </w:r>
+    </w:p>
+    <w:p>
+      <w:pPr>
+        <w:pStyle w:val="ListBullet"/>
+      </w:pPr>
+      <w:r>
+        <w:t>No program prints a password or a private key, and no program turns certificate checks off.</w:t>
+      </w:r>
+    </w:p>
+    <w:p>
+      <w:pPr>
+        <w:keepNext/>
+      </w:pPr>
+    </w:p>
+    <w:p>
+      <w:pPr>
+        <w:keepNext/>
+      </w:pPr>
+    </w:p>
+    <w:p>
+      <w:pPr>
         <w:pStyle w:val="Heading2"/>
       </w:pPr>
       <w:r>
-        <w:t>solidity/foundry.toml</w:t>
-      </w:r>
-    </w:p>
-    <w:p>
-      <w:pPr>
-        <w:pStyle w:val="SourceCode"/>
-        <w:keepNext/>
-      </w:pPr>
-      <w:r>
-        <w:t>[profile.default]</w:t>
-      </w:r>
-    </w:p>
-    <w:p>
-      <w:pPr>
-        <w:pStyle w:val="SourceCode"/>
-        <w:keepNext/>
-      </w:pPr>
-      <w:r>
-        <w:t># The files in script/ are the only Solidity sources in this project.</w:t>
-      </w:r>
-    </w:p>
-    <w:p>
-      <w:pPr>
-        <w:pStyle w:val="SourceCode"/>
-        <w:keepNext/>
-      </w:pPr>
-      <w:r>
-        <w:t>src = "script"</w:t>
-      </w:r>
-    </w:p>
-    <w:p>
-      <w:pPr>
-        <w:pStyle w:val="SourceCode"/>
-        <w:keepNext/>
-      </w:pPr>
-      <w:r>
-        <w:t># forge install puts forge-std in lib/.</w:t>
-      </w:r>
-    </w:p>
-    <w:p>
-      <w:pPr>
-        <w:pStyle w:val="SourceCode"/>
-        <w:keepNext/>
-      </w:pPr>
-      <w:r>
-        <w:t>libs = ["lib"]</w:t>
-      </w:r>
-    </w:p>
-    <w:p>
-      <w:pPr>
-        <w:pStyle w:val="SourceCode"/>
-      </w:pPr>
-      <w:r>
-        <w:t># The scripts read and write no files, so no fs_permissions are needed.</w:t>
+        <w:t>Expected Values</w:t>
+      </w:r>
+    </w:p>
+    <w:p>
+      <w:pPr>
+        <w:keepNext/>
+      </w:pPr>
+      <w:r>
+        <w:t>Every program and command works with these values.</w:t>
+      </w:r>
+    </w:p>
+    <w:p>
+      <w:pPr>
+        <w:keepNext/>
+      </w:pPr>
+    </w:p>
+    <w:p>
+      <w:pPr>
+        <w:pStyle w:val="RequiredOutput"/>
+        <w:keepNext/>
+      </w:pPr>
+      <w:r>
+        <w:t>Database: spa_contacts after the Data Reset (1 Ada, 2 Grace, 3 Alan)</w:t>
+      </w:r>
+    </w:p>
+    <w:p>
+      <w:pPr>
+        <w:pStyle w:val="RequiredOutput"/>
+        <w:keepNext/>
+      </w:pPr>
+      <w:r>
+        <w:t>Local call: get_contact (Assembly find_contact) with id 2, then id 99</w:t>
+      </w:r>
+    </w:p>
+    <w:p>
+      <w:pPr>
+        <w:pStyle w:val="RequiredOutput"/>
+        <w:keepNext/>
+      </w:pPr>
+      <w:r>
+        <w:t>Server: https://127.0.0.1:8765, Lesson 6.0a's routes</w:t>
+      </w:r>
+    </w:p>
+    <w:p>
+      <w:pPr>
+        <w:pStyle w:val="RequiredOutput"/>
+        <w:keepNext/>
+      </w:pPr>
+      <w:r>
+        <w:t>Health route: GET /api/v1/health -&gt; 200 {"status":"ok"}</w:t>
+      </w:r>
+    </w:p>
+    <w:p>
+      <w:pPr>
+        <w:pStyle w:val="RequiredOutput"/>
+        <w:keepNext/>
+      </w:pPr>
+      <w:r>
+        <w:t>Any other path: 404 {"code":"not_found","message":"no such path"}</w:t>
+      </w:r>
+    </w:p>
+    <w:p>
+      <w:pPr>
+        <w:pStyle w:val="RequiredOutput"/>
+        <w:keepNext/>
+      </w:pPr>
+      <w:r>
+        <w:t>curl Check: /api/v1/health -&gt; 200, /api/v1/contacts/99 -&gt; 404</w:t>
+      </w:r>
+    </w:p>
+    <w:p>
+      <w:pPr>
+        <w:pStyle w:val="RequiredOutput"/>
+        <w:keepNext/>
+      </w:pPr>
+      <w:r>
+        <w:t>Solidity: ContactBook at 0x5FbDB2315678afecb367f032d93F642f64180aa3</w:t>
+      </w:r>
+    </w:p>
+    <w:p>
+      <w:pPr>
+        <w:pStyle w:val="RequiredOutput"/>
+        <w:keepNext/>
+      </w:pPr>
+      <w:r>
+        <w:t>Solidity: HealthApi at 0xDc64a140Aa3E981100a9becA4E685f962f0cF6C9</w:t>
+      </w:r>
+    </w:p>
+    <w:p>
+      <w:pPr>
+        <w:pStyle w:val="RequiredOutput"/>
+        <w:keepNext/>
+      </w:pPr>
+      <w:r>
+        <w:t>Exercise: the client asks for /api/v1/contacts/99</w:t>
+      </w:r>
+    </w:p>
+    <w:p>
+      <w:pPr>
+        <w:pStyle w:val="RequiredOutput"/>
+      </w:pPr>
+      <w:r>
+        <w:t>Challenge: GET /api/v1 -&gt; 200 with the health endpoint's URL</w:t>
+      </w:r>
+    </w:p>
+    <w:p>
+      <w:pPr>
+        <w:keepNext/>
+      </w:pPr>
+    </w:p>
+    <w:p>
+      <w:pPr>
+        <w:keepNext/>
+      </w:pPr>
+    </w:p>
+    <w:p>
+      <w:pPr>
+        <w:pStyle w:val="Heading2"/>
+      </w:pPr>
+      <w:r>
+        <w:t>Required Clean-Run Output</w:t>
+      </w:r>
+    </w:p>
+    <w:p>
+      <w:pPr>
+        <w:keepNext/>
+      </w:pPr>
+      <w:r>
+        <w:t>The local call, Basic and Production-Minded, in Assembly, Rust, and Erlang, ending with exit code 0:</w:t>
+      </w:r>
+    </w:p>
+    <w:p>
+      <w:pPr>
+        <w:keepNext/>
+      </w:pPr>
+    </w:p>
+    <w:p>
+      <w:pPr>
+        <w:pStyle w:val="RequiredOutput"/>
+        <w:keepNext/>
+      </w:pPr>
+      <w:r>
+        <w:t>Local call with id 2</w:t>
+      </w:r>
+    </w:p>
+    <w:p>
+      <w:pPr>
+        <w:pStyle w:val="RequiredOutput"/>
+        <w:keepNext/>
+      </w:pPr>
+      <w:r>
+        <w:t xml:space="preserve">  2: Grace Hopper, grace@example.com, (no phone)</w:t>
+      </w:r>
+    </w:p>
+    <w:p>
+      <w:pPr>
+        <w:pStyle w:val="RequiredOutput"/>
+        <w:keepNext/>
+      </w:pPr>
+      <w:r>
+        <w:t>Local call with id 99</w:t>
+      </w:r>
+    </w:p>
+    <w:p>
+      <w:pPr>
+        <w:pStyle w:val="RequiredOutput"/>
+      </w:pPr>
+      <w:r>
+        <w:t xml:space="preserve">  no contact with id 99</w:t>
+      </w:r>
+    </w:p>
+    <w:p>
+      <w:pPr>
+        <w:keepNext/>
+      </w:pPr>
+    </w:p>
+    <w:p>
+      <w:pPr>
+        <w:keepNext/>
+      </w:pPr>
+      <w:r>
+        <w:t>Terminal 1, the Production-Minded server, after its client run and its curl Check, in Assembly, Rust, and Erlang (the Basic server prints only the first line):</w:t>
+      </w:r>
+    </w:p>
+    <w:p>
+      <w:pPr>
+        <w:keepNext/>
+      </w:pPr>
+    </w:p>
+    <w:p>
+      <w:pPr>
+        <w:pStyle w:val="RequiredOutput"/>
+        <w:keepNext/>
+      </w:pPr>
+      <w:r>
+        <w:t>Listening on https://127.0.0.1:8765</w:t>
+      </w:r>
+    </w:p>
+    <w:p>
+      <w:pPr>
+        <w:pStyle w:val="RequiredOutput"/>
+        <w:keepNext/>
+      </w:pPr>
+      <w:r>
+        <w:t>GET /api/v1/health -&gt; 200</w:t>
+      </w:r>
+    </w:p>
+    <w:p>
+      <w:pPr>
+        <w:pStyle w:val="RequiredOutput"/>
+        <w:keepNext/>
+      </w:pPr>
+      <w:r>
+        <w:t>GET /api/v1/health -&gt; 200</w:t>
+      </w:r>
+    </w:p>
+    <w:p>
+      <w:pPr>
+        <w:pStyle w:val="RequiredOutput"/>
+      </w:pPr>
+      <w:r>
+        <w:t>GET /api/v1/contacts/99 -&gt; 404</w:t>
+      </w:r>
+    </w:p>
+    <w:p>
+      <w:pPr>
+        <w:keepNext/>
+      </w:pPr>
+    </w:p>
+    <w:p>
+      <w:pPr>
+        <w:keepNext/>
+      </w:pPr>
+      <w:r>
+        <w:t>Terminal 2, every Assembly, Rust, and Erlang client, Basic and Production-Minded, ending with exit code 0:</w:t>
+      </w:r>
+    </w:p>
+    <w:p>
+      <w:pPr>
+        <w:keepNext/>
+      </w:pPr>
+    </w:p>
+    <w:p>
+      <w:pPr>
+        <w:pStyle w:val="RequiredOutput"/>
+        <w:keepNext/>
+      </w:pPr>
+      <w:r>
+        <w:t>Status: 200</w:t>
+      </w:r>
+    </w:p>
+    <w:p>
+      <w:pPr>
+        <w:pStyle w:val="RequiredOutput"/>
+      </w:pPr>
+      <w:r>
+        <w:t>Body: {"status":"ok"}</w:t>
+      </w:r>
+    </w:p>
+    <w:p>
+      <w:pPr>
+        <w:keepNext/>
+      </w:pPr>
+    </w:p>
+    <w:p>
+      <w:pPr>
+        <w:keepNext/>
+      </w:pPr>
+      <w:r>
+        <w:t>Solidity's local call, the two cast calls to ContactBook's contacts function, for 2 and then 99, ending with exit code 0:</w:t>
+      </w:r>
+    </w:p>
+    <w:p>
+      <w:pPr>
+        <w:keepNext/>
+      </w:pPr>
+    </w:p>
+    <w:p>
+      <w:pPr>
+        <w:pStyle w:val="RequiredOutput"/>
+        <w:keepNext/>
+      </w:pPr>
+      <w:r>
+        <w:t>2</w:t>
+      </w:r>
+    </w:p>
+    <w:p>
+      <w:pPr>
+        <w:pStyle w:val="RequiredOutput"/>
+        <w:keepNext/>
+      </w:pPr>
+      <w:r>
+        <w:t>"Grace Hopper"</w:t>
+      </w:r>
+    </w:p>
+    <w:p>
+      <w:pPr>
+        <w:pStyle w:val="RequiredOutput"/>
+        <w:keepNext/>
+      </w:pPr>
+      <w:r>
+        <w:t>"grace@example.com"</w:t>
+      </w:r>
+    </w:p>
+    <w:p>
+      <w:pPr>
+        <w:pStyle w:val="RequiredOutput"/>
+        <w:keepNext/>
+      </w:pPr>
+      <w:r>
+        <w:t>""</w:t>
+      </w:r>
+    </w:p>
+    <w:p>
+      <w:pPr>
+        <w:pStyle w:val="RequiredOutput"/>
+        <w:keepNext/>
+      </w:pPr>
+      <w:r>
+        <w:t>0</w:t>
+      </w:r>
+    </w:p>
+    <w:p>
+      <w:pPr>
+        <w:pStyle w:val="RequiredOutput"/>
+        <w:keepNext/>
+      </w:pPr>
+      <w:r>
+        <w:t>""</w:t>
+      </w:r>
+    </w:p>
+    <w:p>
+      <w:pPr>
+        <w:pStyle w:val="RequiredOutput"/>
+        <w:keepNext/>
+      </w:pPr>
+      <w:r>
+        <w:t>""</w:t>
+      </w:r>
+    </w:p>
+    <w:p>
+      <w:pPr>
+        <w:pStyle w:val="RequiredOutput"/>
+      </w:pPr>
+      <w:r>
+        <w:t>""</w:t>
+      </w:r>
+    </w:p>
+    <w:p>
+      <w:pPr>
+        <w:keepNext/>
+      </w:pPr>
+    </w:p>
+    <w:p>
+      <w:pPr>
+        <w:keepNext/>
+      </w:pPr>
+      <w:r>
+        <w:t>Solidity's client, cast call, asking HealthApi's health function:</w:t>
+      </w:r>
+    </w:p>
+    <w:p>
+      <w:pPr>
+        <w:keepNext/>
+      </w:pPr>
+    </w:p>
+    <w:p>
+      <w:pPr>
+        <w:pStyle w:val="RequiredOutput"/>
+      </w:pPr>
+      <w:r>
+        <w:t>"{\"status\":\"ok\"}"</w:t>
       </w:r>
     </w:p>
     <w:p>
@@ -25953,25 +27376,15 @@
         <w:pStyle w:val="Heading1"/>
       </w:pPr>
       <w:r>
-        <w:t>Validation Rules</w:t>
-      </w:r>
-    </w:p>
-    <w:p>
-      <w:r>
-        <w:t>This lesson is checked by running each command and program and comparing what your screen shows with the required results, by eye. No separate validator program is needed.</w:t>
-      </w:r>
-    </w:p>
-    <w:p>
-      <w:pPr>
-        <w:keepNext/>
-      </w:pPr>
+        <w:t>Common Mistakes</w:t>
+      </w:r>
     </w:p>
     <w:p>
       <w:pPr>
         <w:pStyle w:val="ListBullet"/>
       </w:pPr>
       <w:r>
-        <w:t>Run every program from the lesson-6.1-extended folder: the local call in any terminal, the server (Solidity: anvil) in Terminal 1, the clients, curl.exe, and cast in Terminal 2.</w:t>
+        <w:t>Calling a 404 a failed call. The server answered, with a status that says the path does not exist; a client that got no answer at all is the failure.</w:t>
       </w:r>
     </w:p>
     <w:p>
@@ -25979,7 +27392,7 @@
         <w:pStyle w:val="ListBullet"/>
       </w:pPr>
       <w:r>
-        <w:t>The Copy Check, the Library Check, the Data Reset, and the Chain Reset print exactly what their sections show.</w:t>
+        <w:t>In Assembly, passing the id in the wrong register. Nothing checks it: find_contact reads edx, whatever is there.</w:t>
       </w:r>
     </w:p>
     <w:p>
@@ -25987,7 +27400,7 @@
         <w:pStyle w:val="ListBullet"/>
       </w:pPr>
       <w:r>
-        <w:t>Every Assembly, Rust, and Erlang local call prints the four lines of the Required Clean-Run Output and ends with exit code 0; Solidity's Local Call prints its eight lines.</w:t>
+        <w:t>In Rust, deleting #[allow(dead_code)] and taking the warnings for errors. They are warnings; the build still succeeds, but the attribute keeps the screen readable.</w:t>
       </w:r>
     </w:p>
     <w:p>
@@ -25995,7 +27408,7 @@
         <w:pStyle w:val="ListBullet"/>
       </w:pPr>
       <w:r>
-        <w:t>Every client prints Status: 200 and Body: {"status":"ok"} and ends with exit code 0; the Basic server prints only its Listening line, and the Production-Minded server the four server lines.</w:t>
+        <w:t>In Erlang, leaving the vendor modules out of the erlc line. The local call then stops with undef when it first calls mysql.</w:t>
       </w:r>
     </w:p>
     <w:p>
@@ -26003,7 +27416,7 @@
         <w:pStyle w:val="ListBullet"/>
       </w:pPr>
       <w:r>
-        <w:t>The curl Check prints the health body and 200, then the not-found body and 404; Solidity's JSON-RPC Check prints its answers with 200.</w:t>
+        <w:t>Running the local call before the Data Reset. Contact 2 is Grace Hopper only in the known table.</w:t>
       </w:r>
     </w:p>
     <w:p>
@@ -26011,7 +27424,142 @@
         <w:pStyle w:val="ListBullet"/>
       </w:pPr>
       <w:r>
-        <w:t>No program prints a password or a private key, and no program turns certificate checks off.</w:t>
+        <w:t>In Solidity, calling contacts or health before the Chain Reset and the deploy, or after anvil was restarted. A new anvil starts an empty chain.</w:t>
+      </w:r>
+    </w:p>
+    <w:p>
+      <w:pPr>
+        <w:pStyle w:val="ListBullet"/>
+      </w:pPr>
+      <w:r>
+        <w:t>In Solidity, reading 99's zero values as a contact. id 0 means no contact has that id.</w:t>
+      </w:r>
+    </w:p>
+    <w:p>
+      <w:pPr>
+        <w:pStyle w:val="ListBullet"/>
+      </w:pPr>
+      <w:r>
+        <w:t>Leaving a server running and starting another. The second one cannot listen on port 8765; stop the first with Ctrl+C.</w:t>
+      </w:r>
+    </w:p>
+    <w:p>
+      <w:pPr>
+        <w:keepNext/>
+      </w:pPr>
+    </w:p>
+    <w:p>
+      <w:pPr>
+        <w:keepNext/>
+      </w:pPr>
+    </w:p>
+    <w:p>
+      <w:pPr>
+        <w:keepNext/>
+      </w:pPr>
+    </w:p>
+    <w:p>
+      <w:pPr>
+        <w:pStyle w:val="Heading1"/>
+      </w:pPr>
+      <w:r>
+        <w:t>Project Connection</w:t>
+      </w:r>
+    </w:p>
+    <w:p>
+      <w:r>
+        <w:t xml:space="preserve">The Chapter 6 main project, the Contact Manager REST API, and its EXTENDED companion put the two halves of this lesson together: their handlers call the Chapter 5 contacts module's functions, as the local call does, and answer requests with status codes and JSON, as the health handler does. From Lesson 6.5a, GET /api/v1/contacts/2 reaches a handler that calls get_contact (Assembly: find_contact) for id 2, and contact 99 gets a real 404 that says no contact has that id. In Solidity, the contract's functions </w:t>
+      </w:r>
+      <w:r>
+        <w:t>are the endpoints: later lessons give the health contract and ContactBook the functions each route needs, called through anvil's JSON-RPC as here.</w:t>
+      </w:r>
+    </w:p>
+    <w:p>
+      <w:pPr>
+        <w:keepNext/>
+      </w:pPr>
+    </w:p>
+    <w:p>
+      <w:pPr>
+        <w:keepNext/>
+      </w:pPr>
+    </w:p>
+    <w:p>
+      <w:pPr>
+        <w:keepNext/>
+      </w:pPr>
+    </w:p>
+    <w:p>
+      <w:pPr>
+        <w:pStyle w:val="Heading1"/>
+      </w:pPr>
+      <w:r>
+        <w:t>Workbook Exercise</w:t>
+      </w:r>
+    </w:p>
+    <w:p>
+      <w:r>
+        <w:t>Ask the web API for something it does not have, as the local call asked for contact 99. Change the Production-Minded client so it requests /api/v1/contacts/99 instead of /api/v1/health:</w:t>
+      </w:r>
+    </w:p>
+    <w:p>
+      <w:pPr>
+        <w:keepNext/>
+      </w:pPr>
+    </w:p>
+    <w:p>
+      <w:pPr>
+        <w:pStyle w:val="ListBullet"/>
+      </w:pPr>
+      <w:r>
+        <w:t>Assembly: in client.asm, change "/health" in health_url to "/contacts/99".</w:t>
+      </w:r>
+    </w:p>
+    <w:p>
+      <w:pPr>
+        <w:pStyle w:val="ListBullet"/>
+      </w:pPr>
+      <w:r>
+        <w:t>Rust: in client.rs, change "{}/health" to "{}/contacts/99".</w:t>
+      </w:r>
+    </w:p>
+    <w:p>
+      <w:pPr>
+        <w:pStyle w:val="ListBullet"/>
+      </w:pPr>
+      <w:r>
+        <w:t>Erlang: in client.erl, change "/health" to "/contacts/99".</w:t>
+      </w:r>
+    </w:p>
+    <w:p>
+      <w:pPr>
+        <w:pStyle w:val="ListBullet"/>
+      </w:pPr>
+      <w:r>
+        <w:t>Solidity: in the Client Run, ask HealthApi for a function it does not have: change "health()(string)" to "contacts(uint256)" 99.</w:t>
+      </w:r>
+    </w:p>
+    <w:p>
+      <w:pPr>
+        <w:keepNext/>
+      </w:pPr>
+    </w:p>
+    <w:p>
+      <w:r>
+        <w:t>Before you run it, predict the two lines, the exit code, and Terminal 1's new line. Rebuild the client, start the Production-Minded server in Terminal 1, and run the client in Terminal 2 (Solidity: start anvil, run the Chain Reset and the Contract Deploy, then the changed Client Run). The output must match the Required Exercise Output below with exit code 0, and Terminal 1 must show GET /api/v1/contacts/99 -&gt; 404. The client got an answer, so it did not fail: like get_contact for id 99, the API said not fou</w:t>
+      </w:r>
+      <w:r>
+        <w:t>nd, in its own way, a status code and an error body. Here 404 means the path does not exist; from Lesson 6.5a it will mean no such contact.</w:t>
+      </w:r>
+    </w:p>
+    <w:p>
+      <w:pPr>
+        <w:keepNext/>
+      </w:pPr>
+    </w:p>
+    <w:p>
+      <w:r>
+        <w:t>Solidity's answer differs, and the difference is the point. cast prints Error: execution reverted: {"code":"not_found","message":"no such path"} on the error stream, and $LASTEXITCODE prints 1. anvil did answer: its JSON-RPC answer carried the fallback's revert and the not-found JSON, as a 404 carries its body. But cast treats a revert as a failed call, because a refused call changed nothing, so it exits 1 where the other clients exit 0. Undo the change, rebuild, and check that the clean-run lines return.</w:t>
       </w:r>
     </w:p>
     <w:p>
@@ -26029,15 +27577,15 @@
         <w:pStyle w:val="Heading2"/>
       </w:pPr>
       <w:r>
-        <w:t>Expected Values</w:t>
-      </w:r>
-    </w:p>
-    <w:p>
-      <w:pPr>
-        <w:keepNext/>
-      </w:pPr>
-      <w:r>
-        <w:t>Every program and command works with these values.</w:t>
+        <w:t>Required Exercise Output</w:t>
+      </w:r>
+    </w:p>
+    <w:p>
+      <w:pPr>
+        <w:keepNext/>
+      </w:pPr>
+      <w:r>
+        <w:t>With the client asking for /api/v1/contacts/99, every Assembly, Rust, and Erlang client prints these two lines and ends with exit code 0, and Terminal 1 shows GET /api/v1/contacts/99 -&gt; 404 after the Listening line. Solidity's answer differs, as the paragraph above explains.</w:t>
       </w:r>
     </w:p>
     <w:p>
@@ -26051,17 +27599,114 @@
         <w:keepNext/>
       </w:pPr>
       <w:r>
-        <w:t>Database: spa_contacts after the Data Reset (1 Ada, 2 Grace, 3 Alan)</w:t>
+        <w:t>Status: 404</w:t>
       </w:r>
     </w:p>
     <w:p>
       <w:pPr>
         <w:pStyle w:val="RequiredOutput"/>
-        <w:keepNext/>
-      </w:pPr>
-      <w:r>
-        <w:t>Local call: get_contact (Assembly find_contact) with id 2, then id 99</w:t>
-      </w:r>
+      </w:pPr>
+      <w:r>
+        <w:t>Body: {"code":"not_found","message":"no such path"}</w:t>
+      </w:r>
+    </w:p>
+    <w:p>
+      <w:pPr>
+        <w:keepNext/>
+      </w:pPr>
+    </w:p>
+    <w:p>
+      <w:pPr>
+        <w:keepNext/>
+      </w:pPr>
+    </w:p>
+    <w:p>
+      <w:pPr>
+        <w:keepNext/>
+      </w:pPr>
+    </w:p>
+    <w:p>
+      <w:pPr>
+        <w:pStyle w:val="Heading1"/>
+      </w:pPr>
+      <w:r>
+        <w:t>Challenge</w:t>
+      </w:r>
+    </w:p>
+    <w:p>
+      <w:r>
+        <w:t>Real web APIs often describe themselves: GitHub's API answers its root URL with the URLs of its main endpoints. Add a root route that does the same:</w:t>
+      </w:r>
+    </w:p>
+    <w:p>
+      <w:pPr>
+        <w:keepNext/>
+      </w:pPr>
+    </w:p>
+    <w:p>
+      <w:pPr>
+        <w:pStyle w:val="ListBullet"/>
+      </w:pPr>
+      <w:r>
+        <w:t>In the Production-Minded server, write handle_api_root, which answers 200 with {"health_url":"https://127.0.0.1:8765/api/v1/health"} through send_json, and add GET /api/v1, the API_PREFIX alone, to the route table, beside the health route. In Assembly, add root_path and root_json beside health_path and health_json, and a second strcmp in route_request.</w:t>
+      </w:r>
+    </w:p>
+    <w:p>
+      <w:pPr>
+        <w:pStyle w:val="ListBullet"/>
+      </w:pPr>
+      <w:r>
+        <w:t>In the Production-Minded client, request /api/v1 and then /api/v1/health, printing Status: and Body: for each. Create the client once and reuse it for both requests: Assembly sets CURLOPT_URL again on the same handle and empties the body (a 0 byte at its start) before the second curl_easy_perform; Rust calls the same agent twice; Erlang calls httpc:request twice.</w:t>
+      </w:r>
+    </w:p>
+    <w:p>
+      <w:pPr>
+        <w:pStyle w:val="ListBullet"/>
+      </w:pPr>
+      <w:r>
+        <w:t>Solidity: a contract's endpoints are functions, not URLs, so add an apiRoot function to HealthApi that returns {"health_function":"health()"}, run the Chain Reset and deploy it again, and in the Client Run add a cast call with "apiRoot()(string)" before the health call. The two lines must be "{\"health_function\":\"health()\"}" and "{\"status\":\"ok\"}".</w:t>
+      </w:r>
+    </w:p>
+    <w:p>
+      <w:pPr>
+        <w:keepNext/>
+      </w:pPr>
+    </w:p>
+    <w:p>
+      <w:r>
+        <w:t>Run both. The output must match the Required Challenge Output below, and Terminal 1 must show GET /api/v1 -&gt; 200 and then GET /api/v1/health -&gt; 200. With the Exercise's change as well, the output must match the Required Combined Output after it, and Terminal 1 shows GET /api/v1 -&gt; 200 and then GET /api/v1/contacts/99 -&gt; 404; Solidity prints the apiRoot line, then the Exercise's Error line, with exit code 1.</w:t>
+      </w:r>
+    </w:p>
+    <w:p>
+      <w:pPr>
+        <w:keepNext/>
+      </w:pPr>
+    </w:p>
+    <w:p>
+      <w:pPr>
+        <w:keepNext/>
+      </w:pPr>
+    </w:p>
+    <w:p>
+      <w:pPr>
+        <w:pStyle w:val="Heading2"/>
+      </w:pPr>
+      <w:r>
+        <w:t>Required Challenge Output</w:t>
+      </w:r>
+    </w:p>
+    <w:p>
+      <w:pPr>
+        <w:keepNext/>
+      </w:pPr>
+      <w:r>
+        <w:t>With the API root route added, the client prints four lines and ends with exit code 0, and Terminal 1 shows GET /api/v1 -&gt; 200 and then GET /api/v1/health -&gt; 200:</w:t>
+      </w:r>
+    </w:p>
+    <w:p>
+      <w:pPr>
+        <w:keepNext/>
+      </w:pPr>
     </w:p>
     <w:p>
       <w:pPr>
@@ -26069,7 +27714,7 @@
         <w:keepNext/>
       </w:pPr>
       <w:r>
-        <w:t>Server: https://127.0.0.1:8765, Lesson 6.0a's routes</w:t>
+        <w:t>Status: 200</w:t>
       </w:r>
     </w:p>
     <w:p>
@@ -26078,7 +27723,7 @@
         <w:keepNext/>
       </w:pPr>
       <w:r>
-        <w:t>Health route: GET /api/v1/health -&gt; 200 {"status":"ok"}</w:t>
+        <w:t>Body: {"health_url":"https://127.0.0.1:8765/api/v1/health"}</w:t>
       </w:r>
     </w:p>
     <w:p>
@@ -26087,17 +27732,47 @@
         <w:keepNext/>
       </w:pPr>
       <w:r>
-        <w:t>Any other path: 404 {"code":"not_found","message":"no such path"}</w:t>
+        <w:t>Status: 200</w:t>
       </w:r>
     </w:p>
     <w:p>
       <w:pPr>
         <w:pStyle w:val="RequiredOutput"/>
-        <w:keepNext/>
-      </w:pPr>
-      <w:r>
-        <w:t>curl Check: /api/v1/health -&gt; 200, /api/v1/contacts/99 -&gt; 404</w:t>
-      </w:r>
+      </w:pPr>
+      <w:r>
+        <w:t>Body: {"status":"ok"}</w:t>
+      </w:r>
+    </w:p>
+    <w:p>
+      <w:pPr>
+        <w:keepNext/>
+      </w:pPr>
+    </w:p>
+    <w:p>
+      <w:pPr>
+        <w:keepNext/>
+      </w:pPr>
+    </w:p>
+    <w:p>
+      <w:pPr>
+        <w:pStyle w:val="Heading2"/>
+      </w:pPr>
+      <w:r>
+        <w:t>Required Combined Output</w:t>
+      </w:r>
+    </w:p>
+    <w:p>
+      <w:pPr>
+        <w:keepNext/>
+      </w:pPr>
+      <w:r>
+        <w:t>With both changes, the client asks for the API root and then contact 99:</w:t>
+      </w:r>
+    </w:p>
+    <w:p>
+      <w:pPr>
+        <w:keepNext/>
+      </w:pPr>
     </w:p>
     <w:p>
       <w:pPr>
@@ -26105,7 +27780,7 @@
         <w:keepNext/>
       </w:pPr>
       <w:r>
-        <w:t>Solidity: ContactBook at 0x5FbDB2315678afecb367f032d93F642f64180aa3</w:t>
+        <w:t>Status: 200</w:t>
       </w:r>
     </w:p>
     <w:p>
@@ -26114,7 +27789,7 @@
         <w:keepNext/>
       </w:pPr>
       <w:r>
-        <w:t>Solidity: HealthApi at 0xDc64a140Aa3E981100a9becA4E685f962f0cF6C9</w:t>
+        <w:t>Body: {"health_url":"https://127.0.0.1:8765/api/v1/health"}</w:t>
       </w:r>
     </w:p>
     <w:p>
@@ -26123,7 +27798,7 @@
         <w:keepNext/>
       </w:pPr>
       <w:r>
-        <w:t>Exercise: the client asks for /api/v1/contacts/99</w:t>
+        <w:t>Status: 404</w:t>
       </w:r>
     </w:p>
     <w:p>
@@ -26131,276 +27806,7 @@
         <w:pStyle w:val="RequiredOutput"/>
       </w:pPr>
       <w:r>
-        <w:t>Challenge: GET /api/v1 -&gt; 200 with the health endpoint's URL</w:t>
-      </w:r>
-    </w:p>
-    <w:p>
-      <w:pPr>
-        <w:keepNext/>
-      </w:pPr>
-    </w:p>
-    <w:p>
-      <w:pPr>
-        <w:keepNext/>
-      </w:pPr>
-    </w:p>
-    <w:p>
-      <w:pPr>
-        <w:pStyle w:val="Heading2"/>
-      </w:pPr>
-      <w:r>
-        <w:t>Required Clean-Run Output</w:t>
-      </w:r>
-    </w:p>
-    <w:p>
-      <w:pPr>
-        <w:keepNext/>
-      </w:pPr>
-      <w:r>
-        <w:t>The local call, Basic and Production-Minded, in Assembly, Rust, and Erlang, ending with exit code 0:</w:t>
-      </w:r>
-    </w:p>
-    <w:p>
-      <w:pPr>
-        <w:keepNext/>
-      </w:pPr>
-    </w:p>
-    <w:p>
-      <w:pPr>
-        <w:pStyle w:val="RequiredOutput"/>
-        <w:keepNext/>
-      </w:pPr>
-      <w:r>
-        <w:t>Local call with id 2</w:t>
-      </w:r>
-    </w:p>
-    <w:p>
-      <w:pPr>
-        <w:pStyle w:val="RequiredOutput"/>
-        <w:keepNext/>
-      </w:pPr>
-      <w:r>
-        <w:t xml:space="preserve">  2: Grace Hopper, grace@example.com, (no phone)</w:t>
-      </w:r>
-    </w:p>
-    <w:p>
-      <w:pPr>
-        <w:pStyle w:val="RequiredOutput"/>
-        <w:keepNext/>
-      </w:pPr>
-      <w:r>
-        <w:t>Local call with id 99</w:t>
-      </w:r>
-    </w:p>
-    <w:p>
-      <w:pPr>
-        <w:pStyle w:val="RequiredOutput"/>
-      </w:pPr>
-      <w:r>
-        <w:t xml:space="preserve">  no contact with id 99</w:t>
-      </w:r>
-    </w:p>
-    <w:p>
-      <w:pPr>
-        <w:keepNext/>
-      </w:pPr>
-    </w:p>
-    <w:p>
-      <w:pPr>
-        <w:keepNext/>
-      </w:pPr>
-      <w:r>
-        <w:t>Terminal 1, the Production-Minded server, after its client run and its curl Check, in Assembly, Rust, and Erlang (the Basic server prints only the first line):</w:t>
-      </w:r>
-    </w:p>
-    <w:p>
-      <w:pPr>
-        <w:keepNext/>
-      </w:pPr>
-    </w:p>
-    <w:p>
-      <w:pPr>
-        <w:pStyle w:val="RequiredOutput"/>
-        <w:keepNext/>
-      </w:pPr>
-      <w:r>
-        <w:t>Listening on https://127.0.0.1:8765</w:t>
-      </w:r>
-    </w:p>
-    <w:p>
-      <w:pPr>
-        <w:pStyle w:val="RequiredOutput"/>
-        <w:keepNext/>
-      </w:pPr>
-      <w:r>
-        <w:t>GET /api/v1/health -&gt; 200</w:t>
-      </w:r>
-    </w:p>
-    <w:p>
-      <w:pPr>
-        <w:pStyle w:val="RequiredOutput"/>
-        <w:keepNext/>
-      </w:pPr>
-      <w:r>
-        <w:t>GET /api/v1/health -&gt; 200</w:t>
-      </w:r>
-    </w:p>
-    <w:p>
-      <w:pPr>
-        <w:pStyle w:val="RequiredOutput"/>
-      </w:pPr>
-      <w:r>
-        <w:t>GET /api/v1/contacts/99 -&gt; 404</w:t>
-      </w:r>
-    </w:p>
-    <w:p>
-      <w:pPr>
-        <w:keepNext/>
-      </w:pPr>
-    </w:p>
-    <w:p>
-      <w:pPr>
-        <w:keepNext/>
-      </w:pPr>
-      <w:r>
-        <w:t>Terminal 2, every Assembly, Rust, and Erlang client, Basic and Production-Minded, ending with exit code 0:</w:t>
-      </w:r>
-    </w:p>
-    <w:p>
-      <w:pPr>
-        <w:keepNext/>
-      </w:pPr>
-    </w:p>
-    <w:p>
-      <w:pPr>
-        <w:pStyle w:val="RequiredOutput"/>
-        <w:keepNext/>
-      </w:pPr>
-      <w:r>
-        <w:t>Status: 200</w:t>
-      </w:r>
-    </w:p>
-    <w:p>
-      <w:pPr>
-        <w:pStyle w:val="RequiredOutput"/>
-      </w:pPr>
-      <w:r>
-        <w:t>Body: {"status":"ok"}</w:t>
-      </w:r>
-    </w:p>
-    <w:p>
-      <w:pPr>
-        <w:keepNext/>
-      </w:pPr>
-    </w:p>
-    <w:p>
-      <w:pPr>
-        <w:keepNext/>
-      </w:pPr>
-      <w:r>
-        <w:t>Solidity's local call, the two cast calls to ContactBook's contacts function, for 2 and then 99, ending with exit code 0:</w:t>
-      </w:r>
-    </w:p>
-    <w:p>
-      <w:pPr>
-        <w:keepNext/>
-      </w:pPr>
-    </w:p>
-    <w:p>
-      <w:pPr>
-        <w:pStyle w:val="RequiredOutput"/>
-        <w:keepNext/>
-      </w:pPr>
-      <w:r>
-        <w:t>2</w:t>
-      </w:r>
-    </w:p>
-    <w:p>
-      <w:pPr>
-        <w:pStyle w:val="RequiredOutput"/>
-        <w:keepNext/>
-      </w:pPr>
-      <w:r>
-        <w:t>"Grace Hopper"</w:t>
-      </w:r>
-    </w:p>
-    <w:p>
-      <w:pPr>
-        <w:pStyle w:val="RequiredOutput"/>
-        <w:keepNext/>
-      </w:pPr>
-      <w:r>
-        <w:t>"grace@example.com"</w:t>
-      </w:r>
-    </w:p>
-    <w:p>
-      <w:pPr>
-        <w:pStyle w:val="RequiredOutput"/>
-        <w:keepNext/>
-      </w:pPr>
-      <w:r>
-        <w:t>""</w:t>
-      </w:r>
-    </w:p>
-    <w:p>
-      <w:pPr>
-        <w:pStyle w:val="RequiredOutput"/>
-        <w:keepNext/>
-      </w:pPr>
-      <w:r>
-        <w:t>0</w:t>
-      </w:r>
-    </w:p>
-    <w:p>
-      <w:pPr>
-        <w:pStyle w:val="RequiredOutput"/>
-        <w:keepNext/>
-      </w:pPr>
-      <w:r>
-        <w:t>""</w:t>
-      </w:r>
-    </w:p>
-    <w:p>
-      <w:pPr>
-        <w:pStyle w:val="RequiredOutput"/>
-        <w:keepNext/>
-      </w:pPr>
-      <w:r>
-        <w:t>""</w:t>
-      </w:r>
-    </w:p>
-    <w:p>
-      <w:pPr>
-        <w:pStyle w:val="RequiredOutput"/>
-      </w:pPr>
-      <w:r>
-        <w:t>""</w:t>
-      </w:r>
-    </w:p>
-    <w:p>
-      <w:pPr>
-        <w:keepNext/>
-      </w:pPr>
-    </w:p>
-    <w:p>
-      <w:pPr>
-        <w:keepNext/>
-      </w:pPr>
-      <w:r>
-        <w:t>Solidity's client, cast call, asking HealthApi's health function:</w:t>
-      </w:r>
-    </w:p>
-    <w:p>
-      <w:pPr>
-        <w:keepNext/>
-      </w:pPr>
-    </w:p>
-    <w:p>
-      <w:pPr>
-        <w:pStyle w:val="RequiredOutput"/>
-      </w:pPr>
-      <w:r>
-        <w:t>"{\"status\":\"ok\"}"</w:t>
+        <w:t>Body: {"code":"not_found","message":"no such path"}</w:t>
       </w:r>
     </w:p>
     <w:p>
@@ -26423,7 +27829,7 @@
         <w:pStyle w:val="Heading1"/>
       </w:pPr>
       <w:r>
-        <w:t>Common Mistakes</w:t>
+        <w:t>Completion Checklist</w:t>
       </w:r>
     </w:p>
     <w:p>
@@ -26431,7 +27837,7 @@
         <w:pStyle w:val="ListBullet"/>
       </w:pPr>
       <w:r>
-        <w:t>Calling a 404 a failed call. The server answered, with a status that says the path does not exist; a client that got no answer at all is the failure.</w:t>
+        <w:t>I copied lesson-6.0's certificates and my Chapter 5 EXTENDED modules, and the Copy Check printed OK, 12, 0, and True.</w:t>
       </w:r>
     </w:p>
     <w:p>
@@ -26439,7 +27845,7 @@
         <w:pStyle w:val="ListBullet"/>
       </w:pPr>
       <w:r>
-        <w:t>In Assembly, passing the id in the wrong register. Nothing checks it: find_contact reads edx, whatever is there.</w:t>
+        <w:t>I ran the local call in Assembly, Rust, and Erlang and saw contact 2, and not found for 99.</w:t>
       </w:r>
     </w:p>
     <w:p>
@@ -26447,7 +27853,7 @@
         <w:pStyle w:val="ListBullet"/>
       </w:pPr>
       <w:r>
-        <w:t>In Rust, deleting #[allow(dead_code)] and taking the warnings for errors. They are warnings; the build still succeeds, but the attribute keeps the screen readable.</w:t>
+        <w:t>I started each server in Terminal 1, ran its client in Terminal 2, checked it with curl.exe, and stopped the server with Ctrl+C.</w:t>
       </w:r>
     </w:p>
     <w:p>
@@ -26455,7 +27861,7 @@
         <w:pStyle w:val="ListBullet"/>
       </w:pPr>
       <w:r>
-        <w:t>In Erlang, leaving the vendor modules out of the erlc line. The local call then stops with undef when it first calls mysql.</w:t>
+        <w:t>In Solidity, I ran the Chain Reset, called ContactBook's contacts function for 2 and 99 with cast call, and called HealthApi and anvil's JSON-RPC.</w:t>
       </w:r>
     </w:p>
     <w:p>
@@ -26463,7 +27869,7 @@
         <w:pStyle w:val="ListBullet"/>
       </w:pPr>
       <w:r>
-        <w:t>Running the local call before the Data Reset. Contact 2 is Grace Hopper only in the known table.</w:t>
+        <w:t>I can name each language's answers for found, not found, and failed, and say what checks a call in each.</w:t>
       </w:r>
     </w:p>
     <w:p>
@@ -26471,7 +27877,7 @@
         <w:pStyle w:val="ListBullet"/>
       </w:pPr>
       <w:r>
-        <w:t>In Solidity, calling contacts or health before the Chain Reset and the deploy, or after anvil was restarted. A new anvil starts an empty chain.</w:t>
+        <w:t>I can explain why every Solidity call from my terminal is a request to anvil, and where a contract's call is truly local.</w:t>
       </w:r>
     </w:p>
     <w:p>
@@ -26479,15 +27885,7 @@
         <w:pStyle w:val="ListBullet"/>
       </w:pPr>
       <w:r>
-        <w:t>In Solidity, reading 99's zero values as a contact. id 0 means no contact has that id.</w:t>
-      </w:r>
-    </w:p>
-    <w:p>
-      <w:pPr>
-        <w:pStyle w:val="ListBullet"/>
-      </w:pPr>
-      <w:r>
-        <w:t>Leaving a server running and starting another. The second one cannot listen on port 8765; stop the first with Ctrl+C.</w:t>
+        <w:t>I matched the Required Exercise, Challenge, and Combined Output.</w:t>
       </w:r>
     </w:p>
     <w:p>
@@ -26510,451 +27908,15 @@
         <w:pStyle w:val="Heading1"/>
       </w:pPr>
       <w:r>
-        <w:t>Project Connection</w:t>
-      </w:r>
-    </w:p>
-    <w:p>
-      <w:r>
-        <w:t>The Chapter 6 main project, the Contact Manager REST API, and its EXTENDED companion put the two halves of this lesson together: their handlers call the Chapter 5 contacts module's functions, as the local call does, and answer requests with status codes and JSON, as the health handler does. From Lesson 6.5a, GET /api/v1/contacts/2 reaches a handler that calls get_contact (Assembly: find_contact) for id 2, and contact 99 gets a real 404 that says no contact has that id. In Solidity, the contract's functions are the endpoints: later lessons give the health contract and ContactBook the functions each route needs, called through anvil's JSON-RPC as here.</w:t>
-      </w:r>
-    </w:p>
-    <w:p>
-      <w:pPr>
-        <w:keepNext/>
-      </w:pPr>
-    </w:p>
-    <w:p>
-      <w:pPr>
-        <w:keepNext/>
-      </w:pPr>
-    </w:p>
-    <w:p>
-      <w:pPr>
-        <w:keepNext/>
-      </w:pPr>
-    </w:p>
-    <w:p>
-      <w:pPr>
-        <w:pStyle w:val="Heading1"/>
-      </w:pPr>
-      <w:r>
-        <w:t>Workbook Exercise</w:t>
-      </w:r>
-    </w:p>
-    <w:p>
-      <w:r>
-        <w:t>Ask the web API for something it does not have, as the local call asked for contact 99. Change the Production-Minded client so it requests /api/v1/contacts/99 instead of /api/v1/health:</w:t>
-      </w:r>
-    </w:p>
-    <w:p>
-      <w:pPr>
-        <w:keepNext/>
-      </w:pPr>
-    </w:p>
-    <w:p>
-      <w:pPr>
-        <w:pStyle w:val="ListBullet"/>
-      </w:pPr>
-      <w:r>
-        <w:t>Assembly: in client.asm, change "/health" in health_url to "/contacts/99".</w:t>
-      </w:r>
-    </w:p>
-    <w:p>
-      <w:pPr>
-        <w:pStyle w:val="ListBullet"/>
-      </w:pPr>
-      <w:r>
-        <w:t>Rust: in client.rs, change "{}/health" to "{}/contacts/99".</w:t>
-      </w:r>
-    </w:p>
-    <w:p>
-      <w:pPr>
-        <w:pStyle w:val="ListBullet"/>
-      </w:pPr>
-      <w:r>
-        <w:t>Erlang: in client.erl, change "/health" to "/contacts/99".</w:t>
-      </w:r>
-    </w:p>
-    <w:p>
-      <w:pPr>
-        <w:pStyle w:val="ListBullet"/>
-      </w:pPr>
-      <w:r>
-        <w:t>Solidity: in the Client Run, ask HealthApi for a function it does not have: change "health()(string)" to "contacts(uint256)" 99.</w:t>
-      </w:r>
-    </w:p>
-    <w:p>
-      <w:pPr>
-        <w:keepNext/>
-      </w:pPr>
-    </w:p>
-    <w:p>
-      <w:r>
-        <w:t>Before you run it, predict the two lines, the exit code, and Terminal 1's new line. Rebuild the client, start the Production-Minded server in Terminal 1, and run the client in Terminal 2 (Solidity: start anvil, run the Chain Reset and the Contract Deploy, then the changed Client Run). The output must match the Required Exercise Output below with exit code 0, and Terminal 1 must show GET /api/v1/contacts/99 -&gt; 404. The client got an answer, so it did not fail: like get_contact for id 99, the API said not found, in its own way, a status code and an error body. Here 404 means the path does not exist; from Lesson 6.5a it will mean no such contact.</w:t>
-      </w:r>
-    </w:p>
-    <w:p>
-      <w:pPr>
-        <w:keepNext/>
-      </w:pPr>
-    </w:p>
-    <w:p>
-      <w:r>
-        <w:t>Solidity's answer differs, and the difference is the point. cast prints Error: execution reverted: {"code":"not_found","message":"no such path"} on the error stream, and $LASTEXITCODE prints 1. anvil did answer: its JSON-RPC answer carried the fallback's revert and the not-found JSON, as a 404 carries its body. But cast treats a revert as a failed call, because a refused call changed nothing, so it exits 1 where the other clients exit 0. Undo the change, rebuild, and check that the clean-run lines return.</w:t>
-      </w:r>
-    </w:p>
-    <w:p>
-      <w:pPr>
-        <w:keepNext/>
-      </w:pPr>
-    </w:p>
-    <w:p>
-      <w:pPr>
-        <w:keepNext/>
-      </w:pPr>
-    </w:p>
-    <w:p>
-      <w:pPr>
-        <w:pStyle w:val="Heading2"/>
-      </w:pPr>
-      <w:r>
-        <w:t>Required Exercise Output</w:t>
-      </w:r>
-    </w:p>
-    <w:p>
-      <w:pPr>
-        <w:keepNext/>
-      </w:pPr>
-      <w:r>
-        <w:t>With the client asking for /api/v1/contacts/99, every Assembly, Rust, and Erlang client prints these two lines and ends with exit code 0, and Terminal 1 shows GET /api/v1/contacts/99 -&gt; 404 after the Listening line. Solidity's answer differs, as the paragraph above explains.</w:t>
-      </w:r>
-    </w:p>
-    <w:p>
-      <w:pPr>
-        <w:keepNext/>
-      </w:pPr>
-    </w:p>
-    <w:p>
-      <w:pPr>
-        <w:pStyle w:val="RequiredOutput"/>
-        <w:keepNext/>
-      </w:pPr>
-      <w:r>
-        <w:t>Status: 404</w:t>
-      </w:r>
-    </w:p>
-    <w:p>
-      <w:pPr>
-        <w:pStyle w:val="RequiredOutput"/>
-      </w:pPr>
-      <w:r>
-        <w:t>Body: {"code":"not_found","message":"no such path"}</w:t>
-      </w:r>
-    </w:p>
-    <w:p>
-      <w:pPr>
-        <w:keepNext/>
-      </w:pPr>
-    </w:p>
-    <w:p>
-      <w:pPr>
-        <w:keepNext/>
-      </w:pPr>
-    </w:p>
-    <w:p>
-      <w:pPr>
-        <w:keepNext/>
-      </w:pPr>
-    </w:p>
-    <w:p>
-      <w:pPr>
-        <w:pStyle w:val="Heading1"/>
-      </w:pPr>
-      <w:r>
-        <w:t>Challenge</w:t>
-      </w:r>
-    </w:p>
-    <w:p>
-      <w:r>
-        <w:t>Real web APIs often describe themselves: GitHub's API answers its root URL with the URLs of its main endpoints. Add a root route that does the same:</w:t>
-      </w:r>
-    </w:p>
-    <w:p>
-      <w:pPr>
-        <w:keepNext/>
-      </w:pPr>
-    </w:p>
-    <w:p>
-      <w:pPr>
-        <w:pStyle w:val="ListBullet"/>
-      </w:pPr>
-      <w:r>
-        <w:t>In the Production-Minded server, write handle_api_root, which answers 200 with {"health_url":"https://127.0.0.1:8765/api/v1/health"} through send_json, and add GET /api/v1, the API_PREFIX alone, to the route table, beside the health route. In Assembly, add root_path and root_json beside health_path and health_json, and a second strcmp in route_request.</w:t>
-      </w:r>
-    </w:p>
-    <w:p>
-      <w:pPr>
-        <w:pStyle w:val="ListBullet"/>
-      </w:pPr>
-      <w:r>
-        <w:t>In the Production-Minded client, request /api/v1 and then /api/v1/health, printing Status: and Body: for each. Create the client once and reuse it for both requests: Assembly sets CURLOPT_URL again on the same handle and empties the body (a 0 byte at its start) before the second curl_easy_perform; Rust calls the same agent twice; Erlang calls httpc:request twice.</w:t>
-      </w:r>
-    </w:p>
-    <w:p>
-      <w:pPr>
-        <w:pStyle w:val="ListBullet"/>
-      </w:pPr>
-      <w:r>
-        <w:t>Solidity: a contract's endpoints are functions, not URLs, so add an apiRoot function to HealthApi that returns {"health_function":"health()"}, run the Chain Reset and deploy it again, and in the Client Run add a cast call with "apiRoot()(string)" before the health call. The two lines must be "{\"health_function\":\"health()\"}" and "{\"status\":\"ok\"}".</w:t>
-      </w:r>
-    </w:p>
-    <w:p>
-      <w:pPr>
-        <w:keepNext/>
-      </w:pPr>
-    </w:p>
-    <w:p>
-      <w:r>
-        <w:t>Run both. The output must match the Required Challenge Output below, and Terminal 1 must show GET /api/v1 -&gt; 200 and then GET /api/v1/health -&gt; 200. With the Exercise's change as well, the output must match the Required Combined Output after it, and Terminal 1 shows GET /api/v1 -&gt; 200 and then GET /api/v1/contacts/99 -&gt; 404; Solidity prints the apiRoot line, then the Exercise's Error line, with exit code 1.</w:t>
-      </w:r>
-    </w:p>
-    <w:p>
-      <w:pPr>
-        <w:keepNext/>
-      </w:pPr>
-    </w:p>
-    <w:p>
-      <w:pPr>
-        <w:keepNext/>
-      </w:pPr>
-    </w:p>
-    <w:p>
-      <w:pPr>
-        <w:pStyle w:val="Heading2"/>
-      </w:pPr>
-      <w:r>
-        <w:t>Required Challenge Output</w:t>
-      </w:r>
-    </w:p>
-    <w:p>
-      <w:pPr>
-        <w:keepNext/>
-      </w:pPr>
-      <w:r>
-        <w:t>With the API root route added, the client prints four lines and ends with exit code 0, and Terminal 1 shows GET /api/v1 -&gt; 200 and then GET /api/v1/health -&gt; 200:</w:t>
-      </w:r>
-    </w:p>
-    <w:p>
-      <w:pPr>
-        <w:keepNext/>
-      </w:pPr>
-    </w:p>
-    <w:p>
-      <w:pPr>
-        <w:pStyle w:val="RequiredOutput"/>
-        <w:keepNext/>
-      </w:pPr>
-      <w:r>
-        <w:t>Status: 200</w:t>
-      </w:r>
-    </w:p>
-    <w:p>
-      <w:pPr>
-        <w:pStyle w:val="RequiredOutput"/>
-        <w:keepNext/>
-      </w:pPr>
-      <w:r>
-        <w:t>Body: {"health_url":"https://127.0.0.1:8765/api/v1/health"}</w:t>
-      </w:r>
-    </w:p>
-    <w:p>
-      <w:pPr>
-        <w:pStyle w:val="RequiredOutput"/>
-        <w:keepNext/>
-      </w:pPr>
-      <w:r>
-        <w:t>Status: 200</w:t>
-      </w:r>
-    </w:p>
-    <w:p>
-      <w:pPr>
-        <w:pStyle w:val="RequiredOutput"/>
-      </w:pPr>
-      <w:r>
-        <w:t>Body: {"status":"ok"}</w:t>
-      </w:r>
-    </w:p>
-    <w:p>
-      <w:pPr>
-        <w:keepNext/>
-      </w:pPr>
-    </w:p>
-    <w:p>
-      <w:pPr>
-        <w:keepNext/>
-      </w:pPr>
-    </w:p>
-    <w:p>
-      <w:pPr>
-        <w:pStyle w:val="Heading2"/>
-      </w:pPr>
-      <w:r>
-        <w:t>Required Combined Output</w:t>
-      </w:r>
-    </w:p>
-    <w:p>
-      <w:pPr>
-        <w:keepNext/>
-      </w:pPr>
-      <w:r>
-        <w:t>With both changes, the client asks for the API root and then contact 99:</w:t>
-      </w:r>
-    </w:p>
-    <w:p>
-      <w:pPr>
-        <w:keepNext/>
-      </w:pPr>
-    </w:p>
-    <w:p>
-      <w:pPr>
-        <w:pStyle w:val="RequiredOutput"/>
-        <w:keepNext/>
-      </w:pPr>
-      <w:r>
-        <w:t>Status: 200</w:t>
-      </w:r>
-    </w:p>
-    <w:p>
-      <w:pPr>
-        <w:pStyle w:val="RequiredOutput"/>
-        <w:keepNext/>
-      </w:pPr>
-      <w:r>
-        <w:t>Body: {"health_url":"https://127.0.0.1:8765/api/v1/health"}</w:t>
-      </w:r>
-    </w:p>
-    <w:p>
-      <w:pPr>
-        <w:pStyle w:val="RequiredOutput"/>
-        <w:keepNext/>
-      </w:pPr>
-      <w:r>
-        <w:t>Status: 404</w:t>
-      </w:r>
-    </w:p>
-    <w:p>
-      <w:pPr>
-        <w:pStyle w:val="RequiredOutput"/>
-      </w:pPr>
-      <w:r>
-        <w:t>Body: {"code":"not_found","message":"no such path"}</w:t>
-      </w:r>
-    </w:p>
-    <w:p>
-      <w:pPr>
-        <w:keepNext/>
-      </w:pPr>
-    </w:p>
-    <w:p>
-      <w:pPr>
-        <w:keepNext/>
-      </w:pPr>
-    </w:p>
-    <w:p>
-      <w:pPr>
-        <w:keepNext/>
-      </w:pPr>
-    </w:p>
-    <w:p>
-      <w:pPr>
-        <w:pStyle w:val="Heading1"/>
-      </w:pPr>
-      <w:r>
-        <w:t>Completion Checklist</w:t>
-      </w:r>
-    </w:p>
-    <w:p>
-      <w:pPr>
-        <w:pStyle w:val="ListBullet"/>
-      </w:pPr>
-      <w:r>
-        <w:t>I copied lesson-6.0's certificates and my Chapter 5 EXTENDED modules, and the Copy Check printed OK, 12, 0, and True.</w:t>
-      </w:r>
-    </w:p>
-    <w:p>
-      <w:pPr>
-        <w:pStyle w:val="ListBullet"/>
-      </w:pPr>
-      <w:r>
-        <w:t>I ran the local call in Assembly, Rust, and Erlang and saw contact 2, and not found for 99.</w:t>
-      </w:r>
-    </w:p>
-    <w:p>
-      <w:pPr>
-        <w:pStyle w:val="ListBullet"/>
-      </w:pPr>
-      <w:r>
-        <w:t>I started each server in Terminal 1, ran its client in Terminal 2, checked it with curl.exe, and stopped the server with Ctrl+C.</w:t>
-      </w:r>
-    </w:p>
-    <w:p>
-      <w:pPr>
-        <w:pStyle w:val="ListBullet"/>
-      </w:pPr>
-      <w:r>
-        <w:t>In Solidity, I ran the Chain Reset, called ContactBook's contacts function for 2 and 99 with cast call, and called HealthApi and anvil's JSON-RPC.</w:t>
-      </w:r>
-    </w:p>
-    <w:p>
-      <w:pPr>
-        <w:pStyle w:val="ListBullet"/>
-      </w:pPr>
-      <w:r>
-        <w:t>I can name each language's answers for found, not found, and failed, and say what checks a call in each.</w:t>
-      </w:r>
-    </w:p>
-    <w:p>
-      <w:pPr>
-        <w:pStyle w:val="ListBullet"/>
-      </w:pPr>
-      <w:r>
-        <w:t>I can explain why every Solidity call from my terminal is a request to anvil, and where a contract's call is truly local.</w:t>
-      </w:r>
-    </w:p>
-    <w:p>
-      <w:pPr>
-        <w:pStyle w:val="ListBullet"/>
-      </w:pPr>
-      <w:r>
-        <w:t>I matched the Required Exercise, Challenge, and Combined Output.</w:t>
-      </w:r>
-    </w:p>
-    <w:p>
-      <w:pPr>
-        <w:keepNext/>
-      </w:pPr>
-    </w:p>
-    <w:p>
-      <w:pPr>
-        <w:keepNext/>
-      </w:pPr>
-    </w:p>
-    <w:p>
-      <w:pPr>
-        <w:keepNext/>
-      </w:pPr>
-    </w:p>
-    <w:p>
-      <w:pPr>
-        <w:pStyle w:val="Heading1"/>
-      </w:pPr>
-      <w:r>
         <w:t>Lesson Wrap-Up</w:t>
       </w:r>
     </w:p>
     <w:p>
       <w:r>
-        <w:t>In Assembly, Rust, and Erlang, a local call to the Chapter 5 module's get_contact (Assembly: find_contact) passes an id and gets back a contact or not found inside one program, and Lesson 6.0a's server and client show the web side: a method and a URL in, a status and a body out. Each language's interface is a promise only partly checked: Assembly's registers by nothing, Rust's types by the build, and Erlang's shapes only when they arrive. Solidity's calls from the terminal are always requests to anvil; cast call gives one a function's interface, and inside the chain a contract's call to another is a message call inside the EVM, with no network request; only a call within the same contract is a plain internal jump. Lesson 6.2a looks closer at the requests themselves: resources, representations, and methods.</w:t>
+        <w:t>In Assembly, Rust, and Erlang, a local call to the Chapter 5 module's get_contact (Assembly: find_contact) passes an id and gets back a contact or not found inside one program, and Lesson 6.0a's server and client show the web side: a method and a URL in, a status and a body out. Each language's interface is a promise only partly checked: Assembly's registers by nothing, Rust's types by the build, and Erlang's shapes only when they arrive. Solidity's calls from the terminal are always requests to anvil; cast</w:t>
+      </w:r>
+      <w:r>
+        <w:t xml:space="preserve"> call gives one a function's interface, and inside the chain a contract's call to another is a message call inside the EVM, with no network request; only a call within the same contract is a plain internal jump. Lesson 6.2a looks closer at the requests themselves: resources, representations, and methods.</w:t>
       </w:r>
     </w:p>
     <w:sectPr>
@@ -27140,31 +28102,31 @@
       </w:rPr>
     </w:lvl>
   </w:abstractNum>
-  <w:num w:numId="1" w16cid:durableId="1217934001">
+  <w:num w:numId="1" w16cid:durableId="263810884">
     <w:abstractNumId w:val="8"/>
   </w:num>
-  <w:num w:numId="2" w16cid:durableId="1983776214">
+  <w:num w:numId="2" w16cid:durableId="904678476">
     <w:abstractNumId w:val="6"/>
   </w:num>
-  <w:num w:numId="3" w16cid:durableId="374350375">
+  <w:num w:numId="3" w16cid:durableId="400107021">
     <w:abstractNumId w:val="5"/>
   </w:num>
-  <w:num w:numId="4" w16cid:durableId="1480146504">
+  <w:num w:numId="4" w16cid:durableId="566454918">
     <w:abstractNumId w:val="4"/>
   </w:num>
-  <w:num w:numId="5" w16cid:durableId="2140688827">
+  <w:num w:numId="5" w16cid:durableId="1800680505">
     <w:abstractNumId w:val="7"/>
   </w:num>
-  <w:num w:numId="6" w16cid:durableId="429009647">
+  <w:num w:numId="6" w16cid:durableId="1120226021">
     <w:abstractNumId w:val="3"/>
   </w:num>
-  <w:num w:numId="7" w16cid:durableId="843470389">
+  <w:num w:numId="7" w16cid:durableId="1639257989">
     <w:abstractNumId w:val="2"/>
   </w:num>
-  <w:num w:numId="8" w16cid:durableId="2038458564">
+  <w:num w:numId="8" w16cid:durableId="1197350090">
     <w:abstractNumId w:val="1"/>
   </w:num>
-  <w:num w:numId="9" w16cid:durableId="1265381178">
+  <w:num w:numId="9" w16cid:durableId="1740444360">
     <w:abstractNumId w:val="0"/>
   </w:num>
 </w:numbering>

--- a/Volume 1/Chapter 06 - RESTful APIs/SPA_Vol1_Ch6_Lesson6_1a_What_Is_An_API_EXTENDED.docx
+++ b/Volume 1/Chapter 06 - RESTful APIs/SPA_Vol1_Ch6_Lesson6_1a_What_Is_An_API_EXTENDED.docx
@@ -601,7 +601,11 @@
         <w:pStyle w:val="ListBullet"/>
       </w:pPr>
       <w:r>
-        <w:t>Every Assembly, Rust, and Erlang local call, Basic and Production-Minded, calls find_contact (Assembly) or get_contact for id 2, then id 99, prints Local call with id N before each, then print_contact's line or the line no contact with id 99, and ends with exit code 0. A failed connection or query prints an Error line on the error stream and ends with exit code 1; the Production-Minded version uses Lesson 5.9a's words and logs the details in contacts.log.</w:t>
+        <w:t xml:space="preserve">Every Assembly, Rust, and Erlang local call, Basic and Production-Minded, calls find_contact (Assembly) or get_contact for id 2, then id 99, prints Local call with id N before each, then print_contact's line or the line </w:t>
+      </w:r>
+      <w:r>
+        <w:lastRenderedPageBreak/>
+        <w:t>no contact with id 99, and ends with exit code 0. A failed connection or query prints an Error line on the error stream and ends with exit code 1; the Production-Minded version uses Lesson 5.9a's words and logs the details in contacts.log.</w:t>
       </w:r>
     </w:p>
     <w:p>
@@ -1207,13 +1211,14 @@
         <w:keepNext/>
       </w:pPr>
       <w:r>
-        <w:t xml:space="preserve">Still in lesson-6.1-extended, copy your finished Chapter 5 Contact Manager EXTENDED's contacts modules, from the contact-manager-extended folder beside it, with the Workbook changes undone. The local calls use them as they are, so they are not printed again: Assembly's contacts.inc and contacts.asm, Rust's contacts.rs, once into each local call's folder, Erlang's contacts.hrl and contacts.erl, and Solidity's ContactBook.sol. The vendor folder holds mysql-otp, the Erlang connector the project downloaded and </w:t>
-      </w:r>
-      <w:r>
-        <w:t>unpacked; it is copied too, so nothing is downloaded again. One thing changes: the database. The project keeps its contacts in spa_contact_app; the lessons read spa_contacts, which the Data Reset fills with known rows. Remember, -replace swaps text, and the parentheses read the whole file before Set-Content writes it back (Lesson 3.15). The only lines that change are the database name in DATABASE and CREATE_DATABASE (Assembly database and create_database_sql) and the comments that name it. ContactBook keeps</w:t>
-      </w:r>
-      <w:r>
-        <w:t xml:space="preserve"> no database name: the chain is its storage.</w:t>
+        <w:t xml:space="preserve">Still in lesson-6.1-extended, copy your finished Chapter 5 Contact Manager EXTENDED's contacts modules, from the contact-manager-extended folder beside it, with the Workbook changes undone. The local calls use them as they are, so they are not printed again: Assembly's contacts.inc and contacts.asm, Rust's contacts.rs, once </w:t>
+      </w:r>
+      <w:r>
+        <w:lastRenderedPageBreak/>
+        <w:t>into each local call's folder, Erlang's contacts.hrl and contacts.erl, and Solidity's ContactBook.sol. The vendor folder holds mysql-otp, the Erlang connector the project downloaded and unpacked; it is copied too, so nothing is downloaded again. One thing changes: the database. The project keeps its contacts in spa_contact_app; the lessons read spa_contacts, which the Data Reset fills with known rows. Remember, -replace swaps text, and the parentheses read the whole file before Set-Content writes it back (L</w:t>
+      </w:r>
+      <w:r>
+        <w:t>esson 3.15). The only lines that change are the database name in DATABASE and CREATE_DATABASE (Assembly database and create_database_sql) and the comments that name it. ContactBook keeps no database name: the chain is its storage.</w:t>
       </w:r>
     </w:p>
     <w:p>
@@ -1903,7 +1908,7 @@
         <w:keepNext/>
       </w:pPr>
       <w:r>
-        <w:t>[profile.default]</w:t>
+        <w:t>[profile.default]  # Remember, the settings forge uses by default.</w:t>
       </w:r>
     </w:p>
     <w:p>
@@ -2422,39 +2427,39 @@
         <w:pStyle w:val="SourceCode"/>
       </w:pPr>
       <w:r>
-        <w:t>-- in Lessons 4.11 to 4.14 it pointed at contact_groups_assembly; Chapter 5</w:t>
-      </w:r>
-    </w:p>
-    <w:p>
-      <w:pPr>
-        <w:pStyle w:val="SourceCode"/>
-      </w:pPr>
-      <w:r>
-        <w:t>-- has no groups, so contact_groups_assembly goes too. contacts_assembly_old</w:t>
-      </w:r>
-    </w:p>
-    <w:p>
-      <w:pPr>
-        <w:pStyle w:val="SourceCode"/>
-      </w:pPr>
-      <w:r>
-        <w:t>-- is the name Lesson 5.9's Troubleshooting Run gives contacts_assembly, in</w:t>
-      </w:r>
-    </w:p>
-    <w:p>
-      <w:pPr>
-        <w:pStyle w:val="SourceCode"/>
-      </w:pPr>
-      <w:r>
-        <w:t>-- case a run stopped before its Repair Run renamed it back. IF EXISTS skips</w:t>
-      </w:r>
-    </w:p>
-    <w:p>
-      <w:pPr>
-        <w:pStyle w:val="SourceCode"/>
-      </w:pPr>
-      <w:r>
-        <w:t>-- a missing table.</w:t>
+        <w:t>-- in Lessons 4.11a to 4.14a it pointed at contact_groups_assembly; Chapter</w:t>
+      </w:r>
+    </w:p>
+    <w:p>
+      <w:pPr>
+        <w:pStyle w:val="SourceCode"/>
+      </w:pPr>
+      <w:r>
+        <w:t>-- 5 has no groups, so contact_groups_assembly goes too.</w:t>
+      </w:r>
+    </w:p>
+    <w:p>
+      <w:pPr>
+        <w:pStyle w:val="SourceCode"/>
+      </w:pPr>
+      <w:r>
+        <w:t>-- contacts_assembly_old is the name Lesson 5.9a's Troubleshooting Run gives</w:t>
+      </w:r>
+    </w:p>
+    <w:p>
+      <w:pPr>
+        <w:pStyle w:val="SourceCode"/>
+      </w:pPr>
+      <w:r>
+        <w:t>-- contacts_assembly, in case a run stopped before its Repair Run renamed it</w:t>
+      </w:r>
+    </w:p>
+    <w:p>
+      <w:pPr>
+        <w:pStyle w:val="SourceCode"/>
+      </w:pPr>
+      <w:r>
+        <w:t>-- back. IF EXISTS skips a missing table.</w:t>
       </w:r>
     </w:p>
     <w:p>
@@ -2694,23 +2699,23 @@
         <w:pStyle w:val="SourceCode"/>
       </w:pPr>
       <w:r>
-        <w:t>-- Lessons 4.11 to 4.14 it pointed at contact_groups_rust; Chapter 5 has no</w:t>
-      </w:r>
-    </w:p>
-    <w:p>
-      <w:pPr>
-        <w:pStyle w:val="SourceCode"/>
-      </w:pPr>
-      <w:r>
-        <w:t>-- groups, so contact_groups_rust goes too. contacts_rust_old is the name</w:t>
-      </w:r>
-    </w:p>
-    <w:p>
-      <w:pPr>
-        <w:pStyle w:val="SourceCode"/>
-      </w:pPr>
-      <w:r>
-        <w:t>-- Lesson 5.9's Troubleshooting Run gives contacts_rust, in case a run</w:t>
+        <w:t>-- Lessons 4.11a to 4.14a it pointed at contact_groups_rust; Chapter 5 has</w:t>
+      </w:r>
+    </w:p>
+    <w:p>
+      <w:pPr>
+        <w:pStyle w:val="SourceCode"/>
+      </w:pPr>
+      <w:r>
+        <w:t>-- no groups, so contact_groups_rust goes too. contacts_rust_old is the name</w:t>
+      </w:r>
+    </w:p>
+    <w:p>
+      <w:pPr>
+        <w:pStyle w:val="SourceCode"/>
+      </w:pPr>
+      <w:r>
+        <w:t>-- Lesson 5.9a's Troubleshooting Run gives contacts_rust, in case a run</w:t>
       </w:r>
     </w:p>
     <w:p>
@@ -2966,7 +2971,7 @@
         <w:pStyle w:val="SourceCode"/>
       </w:pPr>
       <w:r>
-        <w:t>-- in Lessons 4.11 to 4.14 it pointed at contact_groups_erlang; Chapter 5</w:t>
+        <w:t>-- in Lessons 4.11a to 4.14a it pointed at contact_groups_erlang; Chapter 5</w:t>
       </w:r>
     </w:p>
     <w:p>
@@ -2982,7 +2987,7 @@
         <w:pStyle w:val="SourceCode"/>
       </w:pPr>
       <w:r>
-        <w:t>-- the name Lesson 5.9's Troubleshooting Run gives contacts_erlang, in case</w:t>
+        <w:t>-- the name Lesson 5.9a's Troubleshooting Run gives contacts_erlang, in case</w:t>
       </w:r>
     </w:p>
     <w:p>
@@ -3261,39 +3266,39 @@
         <w:pStyle w:val="SourceCode"/>
       </w:pPr>
       <w:r>
-        <w:t>// The chain's known state, Solidity's counterpart of</w:t>
-      </w:r>
-    </w:p>
-    <w:p>
-      <w:pPr>
-        <w:pStyle w:val="SourceCode"/>
-      </w:pPr>
-      <w:r>
-        <w:t>// sql/reset_contacts.sql. Run it on an empty chain, right after cast rpc</w:t>
-      </w:r>
-    </w:p>
-    <w:p>
-      <w:pPr>
-        <w:pStyle w:val="SourceCode"/>
-      </w:pPr>
-      <w:r>
-        <w:t>// anvil_reset has emptied anvil's: it deploys a new ContactBook and adds</w:t>
-      </w:r>
-    </w:p>
-    <w:p>
-      <w:pPr>
-        <w:pStyle w:val="SourceCode"/>
-      </w:pPr>
-      <w:r>
-        <w:t>// Lesson 4.6's three contacts, ids 1, 2, and 3. Grace Hopper has no</w:t>
-      </w:r>
-    </w:p>
-    <w:p>
-      <w:pPr>
-        <w:pStyle w:val="SourceCode"/>
-      </w:pPr>
-      <w:r>
-        <w:t>// phone.</w:t>
+        <w:t>// The chain's known state, Solidity's counterpart of the Data Reset's</w:t>
+      </w:r>
+    </w:p>
+    <w:p>
+      <w:pPr>
+        <w:pStyle w:val="SourceCode"/>
+      </w:pPr>
+      <w:r>
+        <w:t>// sql/reset_contacts_&lt;language&gt;.sql files. Run it on an empty chain, right</w:t>
+      </w:r>
+    </w:p>
+    <w:p>
+      <w:pPr>
+        <w:pStyle w:val="SourceCode"/>
+      </w:pPr>
+      <w:r>
+        <w:t>// after cast rpc anvil_reset has emptied anvil's: it deploys a new</w:t>
+      </w:r>
+    </w:p>
+    <w:p>
+      <w:pPr>
+        <w:pStyle w:val="SourceCode"/>
+      </w:pPr>
+      <w:r>
+        <w:t>// ContactBook and adds Lesson 4.6's three contacts, ids 1, 2, and 3. Grace</w:t>
+      </w:r>
+    </w:p>
+    <w:p>
+      <w:pPr>
+        <w:pStyle w:val="SourceCode"/>
+      </w:pPr>
+      <w:r>
+        <w:t>// Hopper has no phone.</w:t>
       </w:r>
     </w:p>
     <w:p>
@@ -5376,7 +5381,7 @@
         <w:pStyle w:val="SourceCode"/>
       </w:pPr>
       <w:r>
-        <w:t>; per connection (threads: Volume 3).</w:t>
+        <w:t>; per connection (Volume 3, Chapter 5, Lesson 5.2: Thread-per-Connection).</w:t>
       </w:r>
     </w:p>
     <w:p>
@@ -5780,7 +5785,7 @@
         <w:pStyle w:val="SourceCode"/>
       </w:pPr>
       <w:r>
-        <w:t>; rbx keeps the space, r12 its size, then the count read, r13 the file.</w:t>
+        <w:t>; rbx keeps the space, then feof's answer, r12 its size, r13 the file.</w:t>
       </w:r>
     </w:p>
     <w:p>
@@ -7631,15 +7636,15 @@
         <w:pStyle w:val="SourceCode"/>
       </w:pPr>
       <w:r>
-        <w:t>; as the network delivers them, and it adds the piece to the end of the</w:t>
-      </w:r>
-    </w:p>
-    <w:p>
-      <w:pPr>
-        <w:pStyle w:val="SourceCode"/>
-      </w:pPr>
-      <w:r>
-        <w:t>; body. Returning anything but the piece's length stops the transfer.</w:t>
+        <w:t>; as the network delivers them, and adds it to the body's end. Its length</w:t>
+      </w:r>
+    </w:p>
+    <w:p>
+      <w:pPr>
+        <w:pStyle w:val="SourceCode"/>
+      </w:pPr>
+      <w:r>
+        <w:t>; is size times count (imul); returning any other number stops the transfer.</w:t>
       </w:r>
     </w:p>
     <w:p>
@@ -9298,7 +9303,7 @@
         <w:pStyle w:val="SourceCode"/>
       </w:pPr>
       <w:r>
-        <w:t xml:space="preserve">    ; The id as text: the problem status_message words for NOT_FOUND.</w:t>
+        <w:t xml:space="preserve">    ; The id as text, for status_message to put into the NOT_FOUND words.</w:t>
       </w:r>
     </w:p>
     <w:p>
@@ -12052,23 +12057,23 @@
         <w:pStyle w:val="SourceCode"/>
       </w:pPr>
       <w:r>
-        <w:t>; returns as the request's state. _strdup returns a copy of a text in new</w:t>
-      </w:r>
-    </w:p>
-    <w:p>
-      <w:pPr>
-        <w:pStyle w:val="SourceCode"/>
-      </w:pPr>
-      <w:r>
-        <w:t>; memory that malloc sets aside (Volume 1, Chapter 10 teaches malloc and</w:t>
-      </w:r>
-    </w:p>
-    <w:p>
-      <w:pPr>
-        <w:pStyle w:val="SourceCode"/>
-      </w:pPr>
-      <w:r>
-        <w:t>; free), because the library changes its own text afterwards.</w:t>
+        <w:t>; returns as the request's state. _strdup copies a text into new memory</w:t>
+      </w:r>
+    </w:p>
+    <w:p>
+      <w:pPr>
+        <w:pStyle w:val="SourceCode"/>
+      </w:pPr>
+      <w:r>
+        <w:t>; that malloc sets aside, because the library changes its own text later</w:t>
+      </w:r>
+    </w:p>
+    <w:p>
+      <w:pPr>
+        <w:pStyle w:val="SourceCode"/>
+      </w:pPr>
+      <w:r>
+        <w:t>; (Volume 1, Chapter 9, Lessons 9.3a: malloc and new; 9.4a: free and delete).</w:t>
       </w:r>
     </w:p>
     <w:p>
@@ -15976,7 +15981,7 @@
         <w:pStyle w:val="SourceCode"/>
       </w:pPr>
       <w:r>
-        <w:t xml:space="preserve">    // words for why it could not connect.</w:t>
+        <w:t xml:space="preserve">    // words for why not. Remember, &amp;mut lends it so a call can change it.</w:t>
       </w:r>
     </w:p>
     <w:p>
@@ -16203,15 +16208,15 @@
         <w:pStyle w:val="SourceCode"/>
       </w:pPr>
       <w:r>
-        <w:t>// axum calls answer once for every request. An async fn can wait for</w:t>
-      </w:r>
-    </w:p>
-    <w:p>
-      <w:pPr>
-        <w:pStyle w:val="SourceCode"/>
-      </w:pPr>
-      <w:r>
-        <w:t>// something, such as the next request, without stopping the rest of</w:t>
+        <w:t>// axum calls answer once for every request. An async fn's work can pause</w:t>
+      </w:r>
+    </w:p>
+    <w:p>
+      <w:pPr>
+        <w:pStyle w:val="SourceCode"/>
+      </w:pPr>
+      <w:r>
+        <w:t>// while it waits, such as for the network, without stopping the rest of</w:t>
       </w:r>
     </w:p>
     <w:p>
@@ -18385,15 +18390,15 @@
         <w:pStyle w:val="SourceCode"/>
       </w:pPr>
       <w:r>
-        <w:t xml:space="preserve">    // Remember, into_response turns the status, the headers, and the</w:t>
-      </w:r>
-    </w:p>
-    <w:p>
-      <w:pPr>
-        <w:pStyle w:val="SourceCode"/>
-      </w:pPr>
-      <w:r>
-        <w:t xml:space="preserve">    // body into one response.</w:t>
+        <w:t xml:space="preserve">    // Remember, into_response turns the status, the headers, and the body</w:t>
+      </w:r>
+    </w:p>
+    <w:p>
+      <w:pPr>
+        <w:pStyle w:val="SourceCode"/>
+      </w:pPr>
+      <w:r>
+        <w:t xml:space="preserve">    // into one response; to_string gives it its own copy of the lent text.</w:t>
       </w:r>
     </w:p>
     <w:p>
@@ -20260,7 +20265,7 @@
         <w:pStyle w:val="SourceCode"/>
       </w:pPr>
       <w:r>
-        <w:t>%% when the query failed.</w:t>
+        <w:t>%% when the query failed. Remember, pid() = process id (the connection).</w:t>
       </w:r>
     </w:p>
     <w:p>
@@ -21065,23 +21070,23 @@
         <w:pStyle w:val="SourceCode"/>
       </w:pPr>
       <w:r>
-        <w:t>%% httpd calls do(Request) once for every request, each on its own</w:t>
-      </w:r>
-    </w:p>
-    <w:p>
-      <w:pPr>
-        <w:pStyle w:val="SourceCode"/>
-      </w:pPr>
-      <w:r>
-        <w:t>%% process. Request is a mod record: #mod.method is the method and</w:t>
-      </w:r>
-    </w:p>
-    <w:p>
-      <w:pPr>
-        <w:pStyle w:val="SourceCode"/>
-      </w:pPr>
-      <w:r>
-        <w:t>%% #mod.request_uri the path and query as the client sent them.</w:t>
+        <w:t>%% httpd calls do(Request) once for every request, in the process that</w:t>
+      </w:r>
+    </w:p>
+    <w:p>
+      <w:pPr>
+        <w:pStyle w:val="SourceCode"/>
+      </w:pPr>
+      <w:r>
+        <w:t>%% serves its connection. Request is a mod record: #mod.method is the</w:t>
+      </w:r>
+    </w:p>
+    <w:p>
+      <w:pPr>
+        <w:pStyle w:val="SourceCode"/>
+      </w:pPr>
+      <w:r>
+        <w:t>%% method and #mod.request_uri the path and query as the client sent them.</w:t>
       </w:r>
     </w:p>
     <w:p>
@@ -22084,7 +22089,7 @@
         <w:pStyle w:val="SourceCode"/>
       </w:pPr>
       <w:r>
-        <w:t>%% when the query failed.</w:t>
+        <w:t>%% when the query failed. Remember, pid() = process id (the connection).</w:t>
       </w:r>
     </w:p>
     <w:p>
@@ -23401,7 +23406,7 @@
         <w:pStyle w:val="SourceCode"/>
       </w:pPr>
       <w:r>
-        <w:t xml:space="preserve">    %% names the likely causes instead.</w:t>
+        <w:t xml:space="preserve">    %% names the likely causes instead (Remember, adjacent texts join).</w:t>
       </w:r>
     </w:p>
     <w:p>
@@ -28102,31 +28107,31 @@
       </w:rPr>
     </w:lvl>
   </w:abstractNum>
-  <w:num w:numId="1" w16cid:durableId="263810884">
+  <w:num w:numId="1" w16cid:durableId="560405453">
     <w:abstractNumId w:val="8"/>
   </w:num>
-  <w:num w:numId="2" w16cid:durableId="904678476">
+  <w:num w:numId="2" w16cid:durableId="1926643820">
     <w:abstractNumId w:val="6"/>
   </w:num>
-  <w:num w:numId="3" w16cid:durableId="400107021">
+  <w:num w:numId="3" w16cid:durableId="2021738606">
     <w:abstractNumId w:val="5"/>
   </w:num>
-  <w:num w:numId="4" w16cid:durableId="566454918">
+  <w:num w:numId="4" w16cid:durableId="1786660109">
     <w:abstractNumId w:val="4"/>
   </w:num>
-  <w:num w:numId="5" w16cid:durableId="1800680505">
+  <w:num w:numId="5" w16cid:durableId="952857463">
     <w:abstractNumId w:val="7"/>
   </w:num>
-  <w:num w:numId="6" w16cid:durableId="1120226021">
+  <w:num w:numId="6" w16cid:durableId="662583949">
     <w:abstractNumId w:val="3"/>
   </w:num>
-  <w:num w:numId="7" w16cid:durableId="1639257989">
+  <w:num w:numId="7" w16cid:durableId="588588695">
     <w:abstractNumId w:val="2"/>
   </w:num>
-  <w:num w:numId="8" w16cid:durableId="1197350090">
+  <w:num w:numId="8" w16cid:durableId="868643308">
     <w:abstractNumId w:val="1"/>
   </w:num>
-  <w:num w:numId="9" w16cid:durableId="1740444360">
+  <w:num w:numId="9" w16cid:durableId="2046247203">
     <w:abstractNumId w:val="0"/>
   </w:num>
 </w:numbering>

--- a/Volume 1/Chapter 06 - RESTful APIs/SPA_Vol1_Ch6_Lesson6_1a_What_Is_An_API_EXTENDED.docx
+++ b/Volume 1/Chapter 06 - RESTful APIs/SPA_Vol1_Ch6_Lesson6_1a_What_Is_An_API_EXTENDED.docx
@@ -1585,7 +1585,7 @@
         <w:keepNext/>
       </w:pPr>
       <w:r>
-        <w:t>$openssl = "C:\Program Files\Git\mingw64\bin\openssl.exe"</w:t>
+        <w:t>$openssl = "C:\Program Files\Git\ucrt64\bin\openssl.exe"</w:t>
       </w:r>
     </w:p>
     <w:p>
@@ -28107,31 +28107,31 @@
       </w:rPr>
     </w:lvl>
   </w:abstractNum>
-  <w:num w:numId="1" w16cid:durableId="560405453">
+  <w:num w:numId="1" w16cid:durableId="1475413002">
     <w:abstractNumId w:val="8"/>
   </w:num>
-  <w:num w:numId="2" w16cid:durableId="1926643820">
+  <w:num w:numId="2" w16cid:durableId="1245336278">
     <w:abstractNumId w:val="6"/>
   </w:num>
-  <w:num w:numId="3" w16cid:durableId="2021738606">
+  <w:num w:numId="3" w16cid:durableId="1240797772">
     <w:abstractNumId w:val="5"/>
   </w:num>
-  <w:num w:numId="4" w16cid:durableId="1786660109">
+  <w:num w:numId="4" w16cid:durableId="934478343">
     <w:abstractNumId w:val="4"/>
   </w:num>
-  <w:num w:numId="5" w16cid:durableId="952857463">
+  <w:num w:numId="5" w16cid:durableId="765661435">
     <w:abstractNumId w:val="7"/>
   </w:num>
-  <w:num w:numId="6" w16cid:durableId="662583949">
+  <w:num w:numId="6" w16cid:durableId="1512259407">
     <w:abstractNumId w:val="3"/>
   </w:num>
-  <w:num w:numId="7" w16cid:durableId="588588695">
+  <w:num w:numId="7" w16cid:durableId="759253467">
     <w:abstractNumId w:val="2"/>
   </w:num>
-  <w:num w:numId="8" w16cid:durableId="868643308">
+  <w:num w:numId="8" w16cid:durableId="317614092">
     <w:abstractNumId w:val="1"/>
   </w:num>
-  <w:num w:numId="9" w16cid:durableId="2046247203">
+  <w:num w:numId="9" w16cid:durableId="1132601093">
     <w:abstractNumId w:val="0"/>
   </w:num>
 </w:numbering>
